--- a/examples/example_4/Reaction_schema.docx
+++ b/examples/example_4/Reaction_schema.docx
@@ -3,11 +3,11 @@
 <w:document xmlns:wpc="http://schemas.microsoft.com/office/word/2010/wordprocessingCanvas" xmlns:mo="http://schemas.microsoft.com/office/mac/office/2008/main" xmlns:mc="http://schemas.openxmlformats.org/markup-compatibility/2006" xmlns:mv="urn:schemas-microsoft-com:mac:vml" xmlns:o="urn:schemas-microsoft-com:office:office" xmlns:r="http://schemas.openxmlformats.org/officeDocument/2006/relationships" xmlns:m="http://schemas.openxmlformats.org/officeDocument/2006/math" xmlns:v="urn:schemas-microsoft-com:vml" xmlns:wp14="http://schemas.microsoft.com/office/word/2010/wordprocessingDrawing" xmlns:wp="http://schemas.openxmlformats.org/drawingml/2006/wordprocessingDrawing" xmlns:w10="urn:schemas-microsoft-com:office:word" xmlns:w="http://schemas.openxmlformats.org/wordprocessingml/2006/main" xmlns:w14="http://schemas.microsoft.com/office/word/2010/wordml" xmlns:wpg="http://schemas.microsoft.com/office/word/2010/wordprocessingGroup" xmlns:wpi="http://schemas.microsoft.com/office/word/2010/wordprocessingInk" xmlns:wne="http://schemas.microsoft.com/office/word/2006/wordml" xmlns:wps="http://schemas.microsoft.com/office/word/2010/wordprocessingShape" mc:Ignorable="w14 wp14">
   <w:body>
     <w:p>
-      <w:pPr>
-        <w:pStyle w:val="Heading1"/>
-      </w:pPr>
       <w:r>
-        <w:t>Reaction schema</w:t>
+        <w:rPr>
+          <w:b/>
+        </w:rPr>
+        <w:t>[AUTO SI: REACTION 2g, 2h, 2k]</w:t>
       </w:r>
     </w:p>
     <w:tbl>
@@ -24,12 +24,29 @@
         <w:gridCol w:w="1728"/>
       </w:tblGrid>
       <w:tr>
+        <w:trPr>
+          <w:cantSplit/>
+        </w:trPr>
         <w:tc>
           <w:tcPr>
             <w:tcW w:type="dxa" w:w="1728"/>
+            <w:tcMar>
+              <w:top w:w="40" w:type="dxa"/>
+              <w:start w:w="55" w:type="dxa"/>
+              <w:bottom w:w="40" w:type="dxa"/>
+              <w:end w:w="55" w:type="dxa"/>
+            </w:tcMar>
           </w:tcPr>
           <w:p>
+            <w:pPr>
+              <w:spacing w:after="0"/>
+            </w:pPr>
             <w:r>
+              <w:rPr>
+                <w:rFonts w:ascii="Times New Roman" w:hAnsi="Times New Roman"/>
+                <w:b/>
+                <w:sz w:val="20"/>
+              </w:rPr>
               <w:t>Reagents</w:t>
             </w:r>
           </w:p>
@@ -37,9 +54,23 @@
         <w:tc>
           <w:tcPr>
             <w:tcW w:type="dxa" w:w="1728"/>
+            <w:tcMar>
+              <w:top w:w="40" w:type="dxa"/>
+              <w:start w:w="55" w:type="dxa"/>
+              <w:bottom w:w="40" w:type="dxa"/>
+              <w:end w:w="55" w:type="dxa"/>
+            </w:tcMar>
           </w:tcPr>
           <w:p>
+            <w:pPr>
+              <w:spacing w:after="0"/>
+            </w:pPr>
             <w:r>
+              <w:rPr>
+                <w:rFonts w:ascii="Times New Roman" w:hAnsi="Times New Roman"/>
+                <w:b/>
+                <w:sz w:val="20"/>
+              </w:rPr>
               <w:t>equiv.</w:t>
             </w:r>
           </w:p>
@@ -47,9 +78,23 @@
         <w:tc>
           <w:tcPr>
             <w:tcW w:type="dxa" w:w="1728"/>
+            <w:tcMar>
+              <w:top w:w="40" w:type="dxa"/>
+              <w:start w:w="55" w:type="dxa"/>
+              <w:bottom w:w="40" w:type="dxa"/>
+              <w:end w:w="55" w:type="dxa"/>
+            </w:tcMar>
           </w:tcPr>
           <w:p>
+            <w:pPr>
+              <w:spacing w:after="0"/>
+            </w:pPr>
             <w:r>
+              <w:rPr>
+                <w:rFonts w:ascii="Times New Roman" w:hAnsi="Times New Roman"/>
+                <w:b/>
+                <w:sz w:val="20"/>
+              </w:rPr>
               <w:t>MW, g/mol</w:t>
             </w:r>
           </w:p>
@@ -57,9 +102,23 @@
         <w:tc>
           <w:tcPr>
             <w:tcW w:type="dxa" w:w="1728"/>
+            <w:tcMar>
+              <w:top w:w="40" w:type="dxa"/>
+              <w:start w:w="55" w:type="dxa"/>
+              <w:bottom w:w="40" w:type="dxa"/>
+              <w:end w:w="55" w:type="dxa"/>
+            </w:tcMar>
           </w:tcPr>
           <w:p>
+            <w:pPr>
+              <w:spacing w:after="0"/>
+            </w:pPr>
             <w:r>
+              <w:rPr>
+                <w:rFonts w:ascii="Times New Roman" w:hAnsi="Times New Roman"/>
+                <w:b/>
+                <w:sz w:val="20"/>
+              </w:rPr>
               <w:t>Density, g/ml</w:t>
             </w:r>
           </w:p>
@@ -67,21 +126,52 @@
         <w:tc>
           <w:tcPr>
             <w:tcW w:type="dxa" w:w="1728"/>
+            <w:tcMar>
+              <w:top w:w="40" w:type="dxa"/>
+              <w:start w:w="55" w:type="dxa"/>
+              <w:bottom w:w="40" w:type="dxa"/>
+              <w:end w:w="55" w:type="dxa"/>
+            </w:tcMar>
           </w:tcPr>
           <w:p>
+            <w:pPr>
+              <w:spacing w:after="0"/>
+            </w:pPr>
             <w:r>
+              <w:rPr>
+                <w:rFonts w:ascii="Times New Roman" w:hAnsi="Times New Roman"/>
+                <w:b/>
+                <w:sz w:val="20"/>
+              </w:rPr>
               <w:t>Concentration, M</w:t>
             </w:r>
           </w:p>
         </w:tc>
       </w:tr>
       <w:tr>
+        <w:trPr>
+          <w:cantSplit/>
+        </w:trPr>
         <w:tc>
           <w:tcPr>
             <w:tcW w:type="dxa" w:w="1728"/>
+            <w:tcMar>
+              <w:top w:w="40" w:type="dxa"/>
+              <w:start w:w="55" w:type="dxa"/>
+              <w:bottom w:w="40" w:type="dxa"/>
+              <w:end w:w="55" w:type="dxa"/>
+            </w:tcMar>
           </w:tcPr>
           <w:p>
+            <w:pPr>
+              <w:spacing w:after="0"/>
+            </w:pPr>
             <w:r>
+              <w:rPr>
+                <w:rFonts w:ascii="Times New Roman" w:hAnsi="Times New Roman"/>
+                <w:b w:val="0"/>
+                <w:sz w:val="20"/>
+              </w:rPr>
               <w:t>Reagent_1</w:t>
             </w:r>
           </w:p>
@@ -89,9 +179,23 @@
         <w:tc>
           <w:tcPr>
             <w:tcW w:type="dxa" w:w="1728"/>
+            <w:tcMar>
+              <w:top w:w="40" w:type="dxa"/>
+              <w:start w:w="55" w:type="dxa"/>
+              <w:bottom w:w="40" w:type="dxa"/>
+              <w:end w:w="55" w:type="dxa"/>
+            </w:tcMar>
           </w:tcPr>
           <w:p>
+            <w:pPr>
+              <w:spacing w:after="0"/>
+            </w:pPr>
             <w:r>
+              <w:rPr>
+                <w:rFonts w:ascii="Times New Roman" w:hAnsi="Times New Roman"/>
+                <w:b w:val="0"/>
+                <w:sz w:val="20"/>
+              </w:rPr>
               <w:t>1</w:t>
             </w:r>
           </w:p>
@@ -99,25 +203,5043 @@
         <w:tc>
           <w:tcPr>
             <w:tcW w:type="dxa" w:w="1728"/>
+            <w:tcMar>
+              <w:top w:w="40" w:type="dxa"/>
+              <w:start w:w="55" w:type="dxa"/>
+              <w:bottom w:w="40" w:type="dxa"/>
+              <w:end w:w="55" w:type="dxa"/>
+            </w:tcMar>
           </w:tcPr>
           <w:p>
-            <w:r/>
+            <w:pPr>
+              <w:spacing w:after="0"/>
+            </w:pPr>
+            <w:r>
+              <w:rPr>
+                <w:rFonts w:ascii="Times New Roman" w:hAnsi="Times New Roman"/>
+                <w:b w:val="0"/>
+                <w:sz w:val="20"/>
+              </w:rPr>
+            </w:r>
           </w:p>
         </w:tc>
         <w:tc>
           <w:tcPr>
             <w:tcW w:type="dxa" w:w="1728"/>
+            <w:tcMar>
+              <w:top w:w="40" w:type="dxa"/>
+              <w:start w:w="55" w:type="dxa"/>
+              <w:bottom w:w="40" w:type="dxa"/>
+              <w:end w:w="55" w:type="dxa"/>
+            </w:tcMar>
           </w:tcPr>
           <w:p>
-            <w:r/>
+            <w:pPr>
+              <w:spacing w:after="0"/>
+            </w:pPr>
+            <w:r>
+              <w:rPr>
+                <w:rFonts w:ascii="Times New Roman" w:hAnsi="Times New Roman"/>
+                <w:b w:val="0"/>
+                <w:sz w:val="20"/>
+              </w:rPr>
+            </w:r>
           </w:p>
         </w:tc>
         <w:tc>
           <w:tcPr>
             <w:tcW w:type="dxa" w:w="1728"/>
+            <w:tcMar>
+              <w:top w:w="40" w:type="dxa"/>
+              <w:start w:w="55" w:type="dxa"/>
+              <w:bottom w:w="40" w:type="dxa"/>
+              <w:end w:w="55" w:type="dxa"/>
+            </w:tcMar>
           </w:tcPr>
           <w:p>
-            <w:r/>
+            <w:pPr>
+              <w:spacing w:after="0"/>
+            </w:pPr>
+            <w:r>
+              <w:rPr>
+                <w:rFonts w:ascii="Times New Roman" w:hAnsi="Times New Roman"/>
+                <w:b w:val="0"/>
+                <w:sz w:val="20"/>
+              </w:rPr>
+            </w:r>
+          </w:p>
+        </w:tc>
+      </w:tr>
+      <w:tr>
+        <w:trPr>
+          <w:cantSplit/>
+        </w:trPr>
+        <w:tc>
+          <w:tcPr>
+            <w:tcW w:type="dxa" w:w="1728"/>
+            <w:tcMar>
+              <w:top w:w="40" w:type="dxa"/>
+              <w:start w:w="55" w:type="dxa"/>
+              <w:bottom w:w="40" w:type="dxa"/>
+              <w:end w:w="55" w:type="dxa"/>
+            </w:tcMar>
+          </w:tcPr>
+          <w:p>
+            <w:pPr>
+              <w:spacing w:after="0"/>
+            </w:pPr>
+            <w:r>
+              <w:rPr>
+                <w:rFonts w:ascii="Times New Roman" w:hAnsi="Times New Roman"/>
+                <w:b w:val="0"/>
+                <w:sz w:val="20"/>
+              </w:rPr>
+              <w:t>Sulfoxonium</w:t>
+            </w:r>
+          </w:p>
+        </w:tc>
+        <w:tc>
+          <w:tcPr>
+            <w:tcW w:type="dxa" w:w="1728"/>
+            <w:tcMar>
+              <w:top w:w="40" w:type="dxa"/>
+              <w:start w:w="55" w:type="dxa"/>
+              <w:bottom w:w="40" w:type="dxa"/>
+              <w:end w:w="55" w:type="dxa"/>
+            </w:tcMar>
+          </w:tcPr>
+          <w:p>
+            <w:pPr>
+              <w:spacing w:after="0"/>
+            </w:pPr>
+            <w:r>
+              <w:rPr>
+                <w:rFonts w:ascii="Times New Roman" w:hAnsi="Times New Roman"/>
+                <w:b w:val="0"/>
+                <w:sz w:val="20"/>
+              </w:rPr>
+              <w:t>1.3</w:t>
+            </w:r>
+          </w:p>
+        </w:tc>
+        <w:tc>
+          <w:tcPr>
+            <w:tcW w:type="dxa" w:w="1728"/>
+            <w:tcMar>
+              <w:top w:w="40" w:type="dxa"/>
+              <w:start w:w="55" w:type="dxa"/>
+              <w:bottom w:w="40" w:type="dxa"/>
+              <w:end w:w="55" w:type="dxa"/>
+            </w:tcMar>
+          </w:tcPr>
+          <w:p>
+            <w:pPr>
+              <w:spacing w:after="0"/>
+            </w:pPr>
+            <w:r>
+              <w:rPr>
+                <w:rFonts w:ascii="Times New Roman" w:hAnsi="Times New Roman"/>
+                <w:b w:val="0"/>
+                <w:sz w:val="20"/>
+              </w:rPr>
+              <w:t>220.07</w:t>
+            </w:r>
+          </w:p>
+        </w:tc>
+        <w:tc>
+          <w:tcPr>
+            <w:tcW w:type="dxa" w:w="1728"/>
+            <w:tcMar>
+              <w:top w:w="40" w:type="dxa"/>
+              <w:start w:w="55" w:type="dxa"/>
+              <w:bottom w:w="40" w:type="dxa"/>
+              <w:end w:w="55" w:type="dxa"/>
+            </w:tcMar>
+          </w:tcPr>
+          <w:p>
+            <w:pPr>
+              <w:spacing w:after="0"/>
+            </w:pPr>
+            <w:r>
+              <w:rPr>
+                <w:rFonts w:ascii="Times New Roman" w:hAnsi="Times New Roman"/>
+                <w:b w:val="0"/>
+                <w:sz w:val="20"/>
+              </w:rPr>
+            </w:r>
+          </w:p>
+        </w:tc>
+        <w:tc>
+          <w:tcPr>
+            <w:tcW w:type="dxa" w:w="1728"/>
+            <w:tcMar>
+              <w:top w:w="40" w:type="dxa"/>
+              <w:start w:w="55" w:type="dxa"/>
+              <w:bottom w:w="40" w:type="dxa"/>
+              <w:end w:w="55" w:type="dxa"/>
+            </w:tcMar>
+          </w:tcPr>
+          <w:p>
+            <w:pPr>
+              <w:spacing w:after="0"/>
+            </w:pPr>
+            <w:r>
+              <w:rPr>
+                <w:rFonts w:ascii="Times New Roman" w:hAnsi="Times New Roman"/>
+                <w:b w:val="0"/>
+                <w:sz w:val="20"/>
+              </w:rPr>
+            </w:r>
+          </w:p>
+        </w:tc>
+      </w:tr>
+      <w:tr>
+        <w:trPr>
+          <w:cantSplit/>
+        </w:trPr>
+        <w:tc>
+          <w:tcPr>
+            <w:tcW w:type="dxa" w:w="1728"/>
+            <w:tcMar>
+              <w:top w:w="40" w:type="dxa"/>
+              <w:start w:w="55" w:type="dxa"/>
+              <w:bottom w:w="40" w:type="dxa"/>
+              <w:end w:w="55" w:type="dxa"/>
+            </w:tcMar>
+          </w:tcPr>
+          <w:p>
+            <w:pPr>
+              <w:spacing w:after="0"/>
+            </w:pPr>
+            <w:r>
+              <w:rPr>
+                <w:rFonts w:ascii="Times New Roman" w:hAnsi="Times New Roman"/>
+                <w:b w:val="0"/>
+                <w:sz w:val="20"/>
+              </w:rPr>
+              <w:t>NaH</w:t>
+            </w:r>
+          </w:p>
+        </w:tc>
+        <w:tc>
+          <w:tcPr>
+            <w:tcW w:type="dxa" w:w="1728"/>
+            <w:tcMar>
+              <w:top w:w="40" w:type="dxa"/>
+              <w:start w:w="55" w:type="dxa"/>
+              <w:bottom w:w="40" w:type="dxa"/>
+              <w:end w:w="55" w:type="dxa"/>
+            </w:tcMar>
+          </w:tcPr>
+          <w:p>
+            <w:pPr>
+              <w:spacing w:after="0"/>
+            </w:pPr>
+            <w:r>
+              <w:rPr>
+                <w:rFonts w:ascii="Times New Roman" w:hAnsi="Times New Roman"/>
+                <w:b w:val="0"/>
+                <w:sz w:val="20"/>
+              </w:rPr>
+              <w:t>1.1</w:t>
+            </w:r>
+          </w:p>
+        </w:tc>
+        <w:tc>
+          <w:tcPr>
+            <w:tcW w:type="dxa" w:w="1728"/>
+            <w:tcMar>
+              <w:top w:w="40" w:type="dxa"/>
+              <w:start w:w="55" w:type="dxa"/>
+              <w:bottom w:w="40" w:type="dxa"/>
+              <w:end w:w="55" w:type="dxa"/>
+            </w:tcMar>
+          </w:tcPr>
+          <w:p>
+            <w:pPr>
+              <w:spacing w:after="0"/>
+            </w:pPr>
+            <w:r>
+              <w:rPr>
+                <w:rFonts w:ascii="Times New Roman" w:hAnsi="Times New Roman"/>
+                <w:b w:val="0"/>
+                <w:sz w:val="20"/>
+              </w:rPr>
+              <w:t>40.00</w:t>
+            </w:r>
+          </w:p>
+        </w:tc>
+        <w:tc>
+          <w:tcPr>
+            <w:tcW w:type="dxa" w:w="1728"/>
+            <w:tcMar>
+              <w:top w:w="40" w:type="dxa"/>
+              <w:start w:w="55" w:type="dxa"/>
+              <w:bottom w:w="40" w:type="dxa"/>
+              <w:end w:w="55" w:type="dxa"/>
+            </w:tcMar>
+          </w:tcPr>
+          <w:p>
+            <w:pPr>
+              <w:spacing w:after="0"/>
+            </w:pPr>
+            <w:r>
+              <w:rPr>
+                <w:rFonts w:ascii="Times New Roman" w:hAnsi="Times New Roman"/>
+                <w:b w:val="0"/>
+                <w:sz w:val="20"/>
+              </w:rPr>
+            </w:r>
+          </w:p>
+        </w:tc>
+        <w:tc>
+          <w:tcPr>
+            <w:tcW w:type="dxa" w:w="1728"/>
+            <w:tcMar>
+              <w:top w:w="40" w:type="dxa"/>
+              <w:start w:w="55" w:type="dxa"/>
+              <w:bottom w:w="40" w:type="dxa"/>
+              <w:end w:w="55" w:type="dxa"/>
+            </w:tcMar>
+          </w:tcPr>
+          <w:p>
+            <w:pPr>
+              <w:spacing w:after="0"/>
+            </w:pPr>
+            <w:r>
+              <w:rPr>
+                <w:rFonts w:ascii="Times New Roman" w:hAnsi="Times New Roman"/>
+                <w:b w:val="0"/>
+                <w:sz w:val="20"/>
+              </w:rPr>
+            </w:r>
+          </w:p>
+        </w:tc>
+      </w:tr>
+      <w:tr>
+        <w:trPr>
+          <w:cantSplit/>
+        </w:trPr>
+        <w:tc>
+          <w:tcPr>
+            <w:tcW w:type="dxa" w:w="1728"/>
+            <w:tcMar>
+              <w:top w:w="40" w:type="dxa"/>
+              <w:start w:w="55" w:type="dxa"/>
+              <w:bottom w:w="40" w:type="dxa"/>
+              <w:end w:w="55" w:type="dxa"/>
+            </w:tcMar>
+          </w:tcPr>
+          <w:p>
+            <w:pPr>
+              <w:spacing w:after="0"/>
+            </w:pPr>
+            <w:r>
+              <w:rPr>
+                <w:rFonts w:ascii="Times New Roman" w:hAnsi="Times New Roman"/>
+                <w:b w:val="0"/>
+                <w:sz w:val="20"/>
+              </w:rPr>
+              <w:t>Solvent_DMF</w:t>
+            </w:r>
+          </w:p>
+        </w:tc>
+        <w:tc>
+          <w:tcPr>
+            <w:tcW w:type="dxa" w:w="1728"/>
+            <w:tcMar>
+              <w:top w:w="40" w:type="dxa"/>
+              <w:start w:w="55" w:type="dxa"/>
+              <w:bottom w:w="40" w:type="dxa"/>
+              <w:end w:w="55" w:type="dxa"/>
+            </w:tcMar>
+          </w:tcPr>
+          <w:p>
+            <w:pPr>
+              <w:spacing w:after="0"/>
+            </w:pPr>
+            <w:r>
+              <w:rPr>
+                <w:rFonts w:ascii="Times New Roman" w:hAnsi="Times New Roman"/>
+                <w:b w:val="0"/>
+                <w:sz w:val="20"/>
+              </w:rPr>
+            </w:r>
+          </w:p>
+        </w:tc>
+        <w:tc>
+          <w:tcPr>
+            <w:tcW w:type="dxa" w:w="1728"/>
+            <w:tcMar>
+              <w:top w:w="40" w:type="dxa"/>
+              <w:start w:w="55" w:type="dxa"/>
+              <w:bottom w:w="40" w:type="dxa"/>
+              <w:end w:w="55" w:type="dxa"/>
+            </w:tcMar>
+          </w:tcPr>
+          <w:p>
+            <w:pPr>
+              <w:spacing w:after="0"/>
+            </w:pPr>
+            <w:r>
+              <w:rPr>
+                <w:rFonts w:ascii="Times New Roman" w:hAnsi="Times New Roman"/>
+                <w:b w:val="0"/>
+                <w:sz w:val="20"/>
+              </w:rPr>
+            </w:r>
+          </w:p>
+        </w:tc>
+        <w:tc>
+          <w:tcPr>
+            <w:tcW w:type="dxa" w:w="1728"/>
+            <w:tcMar>
+              <w:top w:w="40" w:type="dxa"/>
+              <w:start w:w="55" w:type="dxa"/>
+              <w:bottom w:w="40" w:type="dxa"/>
+              <w:end w:w="55" w:type="dxa"/>
+            </w:tcMar>
+          </w:tcPr>
+          <w:p>
+            <w:pPr>
+              <w:spacing w:after="0"/>
+            </w:pPr>
+            <w:r>
+              <w:rPr>
+                <w:rFonts w:ascii="Times New Roman" w:hAnsi="Times New Roman"/>
+                <w:b w:val="0"/>
+                <w:sz w:val="20"/>
+              </w:rPr>
+            </w:r>
+          </w:p>
+        </w:tc>
+        <w:tc>
+          <w:tcPr>
+            <w:tcW w:type="dxa" w:w="1728"/>
+            <w:tcMar>
+              <w:top w:w="40" w:type="dxa"/>
+              <w:start w:w="55" w:type="dxa"/>
+              <w:bottom w:w="40" w:type="dxa"/>
+              <w:end w:w="55" w:type="dxa"/>
+            </w:tcMar>
+          </w:tcPr>
+          <w:p>
+            <w:pPr>
+              <w:spacing w:after="0"/>
+            </w:pPr>
+            <w:r>
+              <w:rPr>
+                <w:rFonts w:ascii="Times New Roman" w:hAnsi="Times New Roman"/>
+                <w:b w:val="0"/>
+                <w:sz w:val="20"/>
+              </w:rPr>
+              <w:t>0.2</w:t>
+            </w:r>
+          </w:p>
+        </w:tc>
+      </w:tr>
+    </w:tbl>
+    <w:p/>
+    <w:p>
+      <w:r>
+        <w:rPr>
+          <w:b/>
+        </w:rPr>
+        <w:t>[AUTO SI: REACTION 3a-3i, 3k-3o]</w:t>
+      </w:r>
+    </w:p>
+    <w:tbl>
+      <w:tblPr>
+        <w:tblStyle w:val="TableGrid"/>
+        <w:tblW w:type="auto" w:w="0"/>
+        <w:tblLook w:firstColumn="1" w:firstRow="1" w:lastColumn="0" w:lastRow="0" w:noHBand="0" w:noVBand="1" w:val="04A0"/>
+      </w:tblPr>
+      <w:tblGrid>
+        <w:gridCol w:w="1728"/>
+        <w:gridCol w:w="1728"/>
+        <w:gridCol w:w="1728"/>
+        <w:gridCol w:w="1728"/>
+        <w:gridCol w:w="1728"/>
+      </w:tblGrid>
+      <w:tr>
+        <w:trPr>
+          <w:cantSplit/>
+        </w:trPr>
+        <w:tc>
+          <w:tcPr>
+            <w:tcW w:type="dxa" w:w="1728"/>
+            <w:tcMar>
+              <w:top w:w="40" w:type="dxa"/>
+              <w:start w:w="55" w:type="dxa"/>
+              <w:bottom w:w="40" w:type="dxa"/>
+              <w:end w:w="55" w:type="dxa"/>
+            </w:tcMar>
+          </w:tcPr>
+          <w:p>
+            <w:pPr>
+              <w:spacing w:after="0"/>
+            </w:pPr>
+            <w:r>
+              <w:rPr>
+                <w:rFonts w:ascii="Times New Roman" w:hAnsi="Times New Roman"/>
+                <w:b/>
+                <w:sz w:val="20"/>
+              </w:rPr>
+              <w:t>Reagents</w:t>
+            </w:r>
+          </w:p>
+        </w:tc>
+        <w:tc>
+          <w:tcPr>
+            <w:tcW w:type="dxa" w:w="1728"/>
+            <w:tcMar>
+              <w:top w:w="40" w:type="dxa"/>
+              <w:start w:w="55" w:type="dxa"/>
+              <w:bottom w:w="40" w:type="dxa"/>
+              <w:end w:w="55" w:type="dxa"/>
+            </w:tcMar>
+          </w:tcPr>
+          <w:p>
+            <w:pPr>
+              <w:spacing w:after="0"/>
+            </w:pPr>
+            <w:r>
+              <w:rPr>
+                <w:rFonts w:ascii="Times New Roman" w:hAnsi="Times New Roman"/>
+                <w:b/>
+                <w:sz w:val="20"/>
+              </w:rPr>
+              <w:t>equiv.</w:t>
+            </w:r>
+          </w:p>
+        </w:tc>
+        <w:tc>
+          <w:tcPr>
+            <w:tcW w:type="dxa" w:w="1728"/>
+            <w:tcMar>
+              <w:top w:w="40" w:type="dxa"/>
+              <w:start w:w="55" w:type="dxa"/>
+              <w:bottom w:w="40" w:type="dxa"/>
+              <w:end w:w="55" w:type="dxa"/>
+            </w:tcMar>
+          </w:tcPr>
+          <w:p>
+            <w:pPr>
+              <w:spacing w:after="0"/>
+            </w:pPr>
+            <w:r>
+              <w:rPr>
+                <w:rFonts w:ascii="Times New Roman" w:hAnsi="Times New Roman"/>
+                <w:b/>
+                <w:sz w:val="20"/>
+              </w:rPr>
+              <w:t>MW, g/mol</w:t>
+            </w:r>
+          </w:p>
+        </w:tc>
+        <w:tc>
+          <w:tcPr>
+            <w:tcW w:type="dxa" w:w="1728"/>
+            <w:tcMar>
+              <w:top w:w="40" w:type="dxa"/>
+              <w:start w:w="55" w:type="dxa"/>
+              <w:bottom w:w="40" w:type="dxa"/>
+              <w:end w:w="55" w:type="dxa"/>
+            </w:tcMar>
+          </w:tcPr>
+          <w:p>
+            <w:pPr>
+              <w:spacing w:after="0"/>
+            </w:pPr>
+            <w:r>
+              <w:rPr>
+                <w:rFonts w:ascii="Times New Roman" w:hAnsi="Times New Roman"/>
+                <w:b/>
+                <w:sz w:val="20"/>
+              </w:rPr>
+              <w:t>Density, g/ml</w:t>
+            </w:r>
+          </w:p>
+        </w:tc>
+        <w:tc>
+          <w:tcPr>
+            <w:tcW w:type="dxa" w:w="1728"/>
+            <w:tcMar>
+              <w:top w:w="40" w:type="dxa"/>
+              <w:start w:w="55" w:type="dxa"/>
+              <w:bottom w:w="40" w:type="dxa"/>
+              <w:end w:w="55" w:type="dxa"/>
+            </w:tcMar>
+          </w:tcPr>
+          <w:p>
+            <w:pPr>
+              <w:spacing w:after="0"/>
+            </w:pPr>
+            <w:r>
+              <w:rPr>
+                <w:rFonts w:ascii="Times New Roman" w:hAnsi="Times New Roman"/>
+                <w:b/>
+                <w:sz w:val="20"/>
+              </w:rPr>
+              <w:t>Concentration, M</w:t>
+            </w:r>
+          </w:p>
+        </w:tc>
+      </w:tr>
+      <w:tr>
+        <w:trPr>
+          <w:cantSplit/>
+        </w:trPr>
+        <w:tc>
+          <w:tcPr>
+            <w:tcW w:type="dxa" w:w="1728"/>
+            <w:tcMar>
+              <w:top w:w="40" w:type="dxa"/>
+              <w:start w:w="55" w:type="dxa"/>
+              <w:bottom w:w="40" w:type="dxa"/>
+              <w:end w:w="55" w:type="dxa"/>
+            </w:tcMar>
+          </w:tcPr>
+          <w:p>
+            <w:pPr>
+              <w:spacing w:after="0"/>
+            </w:pPr>
+            <w:r>
+              <w:rPr>
+                <w:rFonts w:ascii="Times New Roman" w:hAnsi="Times New Roman"/>
+                <w:b w:val="0"/>
+                <w:sz w:val="20"/>
+              </w:rPr>
+              <w:t>Reagent_1</w:t>
+            </w:r>
+          </w:p>
+        </w:tc>
+        <w:tc>
+          <w:tcPr>
+            <w:tcW w:type="dxa" w:w="1728"/>
+            <w:tcMar>
+              <w:top w:w="40" w:type="dxa"/>
+              <w:start w:w="55" w:type="dxa"/>
+              <w:bottom w:w="40" w:type="dxa"/>
+              <w:end w:w="55" w:type="dxa"/>
+            </w:tcMar>
+          </w:tcPr>
+          <w:p>
+            <w:pPr>
+              <w:spacing w:after="0"/>
+            </w:pPr>
+            <w:r>
+              <w:rPr>
+                <w:rFonts w:ascii="Times New Roman" w:hAnsi="Times New Roman"/>
+                <w:b w:val="0"/>
+                <w:sz w:val="20"/>
+              </w:rPr>
+              <w:t>1</w:t>
+            </w:r>
+          </w:p>
+        </w:tc>
+        <w:tc>
+          <w:tcPr>
+            <w:tcW w:type="dxa" w:w="1728"/>
+            <w:tcMar>
+              <w:top w:w="40" w:type="dxa"/>
+              <w:start w:w="55" w:type="dxa"/>
+              <w:bottom w:w="40" w:type="dxa"/>
+              <w:end w:w="55" w:type="dxa"/>
+            </w:tcMar>
+          </w:tcPr>
+          <w:p>
+            <w:pPr>
+              <w:spacing w:after="0"/>
+            </w:pPr>
+            <w:r>
+              <w:rPr>
+                <w:rFonts w:ascii="Times New Roman" w:hAnsi="Times New Roman"/>
+                <w:b w:val="0"/>
+                <w:sz w:val="20"/>
+              </w:rPr>
+            </w:r>
+          </w:p>
+        </w:tc>
+        <w:tc>
+          <w:tcPr>
+            <w:tcW w:type="dxa" w:w="1728"/>
+            <w:tcMar>
+              <w:top w:w="40" w:type="dxa"/>
+              <w:start w:w="55" w:type="dxa"/>
+              <w:bottom w:w="40" w:type="dxa"/>
+              <w:end w:w="55" w:type="dxa"/>
+            </w:tcMar>
+          </w:tcPr>
+          <w:p>
+            <w:pPr>
+              <w:spacing w:after="0"/>
+            </w:pPr>
+            <w:r>
+              <w:rPr>
+                <w:rFonts w:ascii="Times New Roman" w:hAnsi="Times New Roman"/>
+                <w:b w:val="0"/>
+                <w:sz w:val="20"/>
+              </w:rPr>
+            </w:r>
+          </w:p>
+        </w:tc>
+        <w:tc>
+          <w:tcPr>
+            <w:tcW w:type="dxa" w:w="1728"/>
+            <w:tcMar>
+              <w:top w:w="40" w:type="dxa"/>
+              <w:start w:w="55" w:type="dxa"/>
+              <w:bottom w:w="40" w:type="dxa"/>
+              <w:end w:w="55" w:type="dxa"/>
+            </w:tcMar>
+          </w:tcPr>
+          <w:p>
+            <w:pPr>
+              <w:spacing w:after="0"/>
+            </w:pPr>
+            <w:r>
+              <w:rPr>
+                <w:rFonts w:ascii="Times New Roman" w:hAnsi="Times New Roman"/>
+                <w:b w:val="0"/>
+                <w:sz w:val="20"/>
+              </w:rPr>
+            </w:r>
+          </w:p>
+        </w:tc>
+      </w:tr>
+      <w:tr>
+        <w:trPr>
+          <w:cantSplit/>
+        </w:trPr>
+        <w:tc>
+          <w:tcPr>
+            <w:tcW w:type="dxa" w:w="1728"/>
+            <w:tcMar>
+              <w:top w:w="40" w:type="dxa"/>
+              <w:start w:w="55" w:type="dxa"/>
+              <w:bottom w:w="40" w:type="dxa"/>
+              <w:end w:w="55" w:type="dxa"/>
+            </w:tcMar>
+          </w:tcPr>
+          <w:p>
+            <w:pPr>
+              <w:spacing w:after="0"/>
+            </w:pPr>
+            <w:r>
+              <w:rPr>
+                <w:rFonts w:ascii="Times New Roman" w:hAnsi="Times New Roman"/>
+                <w:b w:val="0"/>
+                <w:sz w:val="20"/>
+              </w:rPr>
+              <w:t>Reagent_2</w:t>
+            </w:r>
+          </w:p>
+        </w:tc>
+        <w:tc>
+          <w:tcPr>
+            <w:tcW w:type="dxa" w:w="1728"/>
+            <w:tcMar>
+              <w:top w:w="40" w:type="dxa"/>
+              <w:start w:w="55" w:type="dxa"/>
+              <w:bottom w:w="40" w:type="dxa"/>
+              <w:end w:w="55" w:type="dxa"/>
+            </w:tcMar>
+          </w:tcPr>
+          <w:p>
+            <w:pPr>
+              <w:spacing w:after="0"/>
+            </w:pPr>
+            <w:r>
+              <w:rPr>
+                <w:rFonts w:ascii="Times New Roman" w:hAnsi="Times New Roman"/>
+                <w:b w:val="0"/>
+                <w:sz w:val="20"/>
+              </w:rPr>
+              <w:t>1.5</w:t>
+            </w:r>
+          </w:p>
+        </w:tc>
+        <w:tc>
+          <w:tcPr>
+            <w:tcW w:type="dxa" w:w="1728"/>
+            <w:tcMar>
+              <w:top w:w="40" w:type="dxa"/>
+              <w:start w:w="55" w:type="dxa"/>
+              <w:bottom w:w="40" w:type="dxa"/>
+              <w:end w:w="55" w:type="dxa"/>
+            </w:tcMar>
+          </w:tcPr>
+          <w:p>
+            <w:pPr>
+              <w:spacing w:after="0"/>
+            </w:pPr>
+            <w:r>
+              <w:rPr>
+                <w:rFonts w:ascii="Times New Roman" w:hAnsi="Times New Roman"/>
+                <w:b w:val="0"/>
+                <w:sz w:val="20"/>
+              </w:rPr>
+            </w:r>
+          </w:p>
+        </w:tc>
+        <w:tc>
+          <w:tcPr>
+            <w:tcW w:type="dxa" w:w="1728"/>
+            <w:tcMar>
+              <w:top w:w="40" w:type="dxa"/>
+              <w:start w:w="55" w:type="dxa"/>
+              <w:bottom w:w="40" w:type="dxa"/>
+              <w:end w:w="55" w:type="dxa"/>
+            </w:tcMar>
+          </w:tcPr>
+          <w:p>
+            <w:pPr>
+              <w:spacing w:after="0"/>
+            </w:pPr>
+            <w:r>
+              <w:rPr>
+                <w:rFonts w:ascii="Times New Roman" w:hAnsi="Times New Roman"/>
+                <w:b w:val="0"/>
+                <w:sz w:val="20"/>
+              </w:rPr>
+            </w:r>
+          </w:p>
+        </w:tc>
+        <w:tc>
+          <w:tcPr>
+            <w:tcW w:type="dxa" w:w="1728"/>
+            <w:tcMar>
+              <w:top w:w="40" w:type="dxa"/>
+              <w:start w:w="55" w:type="dxa"/>
+              <w:bottom w:w="40" w:type="dxa"/>
+              <w:end w:w="55" w:type="dxa"/>
+            </w:tcMar>
+          </w:tcPr>
+          <w:p>
+            <w:pPr>
+              <w:spacing w:after="0"/>
+            </w:pPr>
+            <w:r>
+              <w:rPr>
+                <w:rFonts w:ascii="Times New Roman" w:hAnsi="Times New Roman"/>
+                <w:b w:val="0"/>
+                <w:sz w:val="20"/>
+              </w:rPr>
+            </w:r>
+          </w:p>
+        </w:tc>
+      </w:tr>
+      <w:tr>
+        <w:trPr>
+          <w:cantSplit/>
+        </w:trPr>
+        <w:tc>
+          <w:tcPr>
+            <w:tcW w:type="dxa" w:w="1728"/>
+            <w:tcMar>
+              <w:top w:w="40" w:type="dxa"/>
+              <w:start w:w="55" w:type="dxa"/>
+              <w:bottom w:w="40" w:type="dxa"/>
+              <w:end w:w="55" w:type="dxa"/>
+            </w:tcMar>
+          </w:tcPr>
+          <w:p>
+            <w:pPr>
+              <w:spacing w:after="0"/>
+            </w:pPr>
+            <w:r>
+              <w:rPr>
+                <w:rFonts w:ascii="Times New Roman" w:hAnsi="Times New Roman"/>
+                <w:b w:val="0"/>
+                <w:sz w:val="20"/>
+              </w:rPr>
+              <w:t>Solvent_DCE</w:t>
+            </w:r>
+          </w:p>
+        </w:tc>
+        <w:tc>
+          <w:tcPr>
+            <w:tcW w:type="dxa" w:w="1728"/>
+            <w:tcMar>
+              <w:top w:w="40" w:type="dxa"/>
+              <w:start w:w="55" w:type="dxa"/>
+              <w:bottom w:w="40" w:type="dxa"/>
+              <w:end w:w="55" w:type="dxa"/>
+            </w:tcMar>
+          </w:tcPr>
+          <w:p>
+            <w:pPr>
+              <w:spacing w:after="0"/>
+            </w:pPr>
+            <w:r>
+              <w:rPr>
+                <w:rFonts w:ascii="Times New Roman" w:hAnsi="Times New Roman"/>
+                <w:b w:val="0"/>
+                <w:sz w:val="20"/>
+              </w:rPr>
+            </w:r>
+          </w:p>
+        </w:tc>
+        <w:tc>
+          <w:tcPr>
+            <w:tcW w:type="dxa" w:w="1728"/>
+            <w:tcMar>
+              <w:top w:w="40" w:type="dxa"/>
+              <w:start w:w="55" w:type="dxa"/>
+              <w:bottom w:w="40" w:type="dxa"/>
+              <w:end w:w="55" w:type="dxa"/>
+            </w:tcMar>
+          </w:tcPr>
+          <w:p>
+            <w:pPr>
+              <w:spacing w:after="0"/>
+            </w:pPr>
+            <w:r>
+              <w:rPr>
+                <w:rFonts w:ascii="Times New Roman" w:hAnsi="Times New Roman"/>
+                <w:b w:val="0"/>
+                <w:sz w:val="20"/>
+              </w:rPr>
+            </w:r>
+          </w:p>
+        </w:tc>
+        <w:tc>
+          <w:tcPr>
+            <w:tcW w:type="dxa" w:w="1728"/>
+            <w:tcMar>
+              <w:top w:w="40" w:type="dxa"/>
+              <w:start w:w="55" w:type="dxa"/>
+              <w:bottom w:w="40" w:type="dxa"/>
+              <w:end w:w="55" w:type="dxa"/>
+            </w:tcMar>
+          </w:tcPr>
+          <w:p>
+            <w:pPr>
+              <w:spacing w:after="0"/>
+            </w:pPr>
+            <w:r>
+              <w:rPr>
+                <w:rFonts w:ascii="Times New Roman" w:hAnsi="Times New Roman"/>
+                <w:b w:val="0"/>
+                <w:sz w:val="20"/>
+              </w:rPr>
+            </w:r>
+          </w:p>
+        </w:tc>
+        <w:tc>
+          <w:tcPr>
+            <w:tcW w:type="dxa" w:w="1728"/>
+            <w:tcMar>
+              <w:top w:w="40" w:type="dxa"/>
+              <w:start w:w="55" w:type="dxa"/>
+              <w:bottom w:w="40" w:type="dxa"/>
+              <w:end w:w="55" w:type="dxa"/>
+            </w:tcMar>
+          </w:tcPr>
+          <w:p>
+            <w:pPr>
+              <w:spacing w:after="0"/>
+            </w:pPr>
+            <w:r>
+              <w:rPr>
+                <w:rFonts w:ascii="Times New Roman" w:hAnsi="Times New Roman"/>
+                <w:b w:val="0"/>
+                <w:sz w:val="20"/>
+              </w:rPr>
+              <w:t>0.5</w:t>
+            </w:r>
+          </w:p>
+        </w:tc>
+      </w:tr>
+    </w:tbl>
+    <w:p/>
+    <w:p>
+      <w:r>
+        <w:rPr>
+          <w:b/>
+        </w:rPr>
+        <w:t>[AUTO SI: REACTION 3j]</w:t>
+      </w:r>
+    </w:p>
+    <w:tbl>
+      <w:tblPr>
+        <w:tblStyle w:val="TableGrid"/>
+        <w:tblW w:type="auto" w:w="0"/>
+        <w:tblLook w:firstColumn="1" w:firstRow="1" w:lastColumn="0" w:lastRow="0" w:noHBand="0" w:noVBand="1" w:val="04A0"/>
+      </w:tblPr>
+      <w:tblGrid>
+        <w:gridCol w:w="1728"/>
+        <w:gridCol w:w="1728"/>
+        <w:gridCol w:w="1728"/>
+        <w:gridCol w:w="1728"/>
+        <w:gridCol w:w="1728"/>
+      </w:tblGrid>
+      <w:tr>
+        <w:trPr>
+          <w:cantSplit/>
+        </w:trPr>
+        <w:tc>
+          <w:tcPr>
+            <w:tcW w:type="dxa" w:w="1728"/>
+            <w:tcMar>
+              <w:top w:w="40" w:type="dxa"/>
+              <w:start w:w="55" w:type="dxa"/>
+              <w:bottom w:w="40" w:type="dxa"/>
+              <w:end w:w="55" w:type="dxa"/>
+            </w:tcMar>
+          </w:tcPr>
+          <w:p>
+            <w:pPr>
+              <w:spacing w:after="0"/>
+            </w:pPr>
+            <w:r>
+              <w:rPr>
+                <w:rFonts w:ascii="Times New Roman" w:hAnsi="Times New Roman"/>
+                <w:b/>
+                <w:sz w:val="20"/>
+              </w:rPr>
+              <w:t>Reagents</w:t>
+            </w:r>
+          </w:p>
+        </w:tc>
+        <w:tc>
+          <w:tcPr>
+            <w:tcW w:type="dxa" w:w="1728"/>
+            <w:tcMar>
+              <w:top w:w="40" w:type="dxa"/>
+              <w:start w:w="55" w:type="dxa"/>
+              <w:bottom w:w="40" w:type="dxa"/>
+              <w:end w:w="55" w:type="dxa"/>
+            </w:tcMar>
+          </w:tcPr>
+          <w:p>
+            <w:pPr>
+              <w:spacing w:after="0"/>
+            </w:pPr>
+            <w:r>
+              <w:rPr>
+                <w:rFonts w:ascii="Times New Roman" w:hAnsi="Times New Roman"/>
+                <w:b/>
+                <w:sz w:val="20"/>
+              </w:rPr>
+              <w:t>equiv.</w:t>
+            </w:r>
+          </w:p>
+        </w:tc>
+        <w:tc>
+          <w:tcPr>
+            <w:tcW w:type="dxa" w:w="1728"/>
+            <w:tcMar>
+              <w:top w:w="40" w:type="dxa"/>
+              <w:start w:w="55" w:type="dxa"/>
+              <w:bottom w:w="40" w:type="dxa"/>
+              <w:end w:w="55" w:type="dxa"/>
+            </w:tcMar>
+          </w:tcPr>
+          <w:p>
+            <w:pPr>
+              <w:spacing w:after="0"/>
+            </w:pPr>
+            <w:r>
+              <w:rPr>
+                <w:rFonts w:ascii="Times New Roman" w:hAnsi="Times New Roman"/>
+                <w:b/>
+                <w:sz w:val="20"/>
+              </w:rPr>
+              <w:t>MW, g/mol</w:t>
+            </w:r>
+          </w:p>
+        </w:tc>
+        <w:tc>
+          <w:tcPr>
+            <w:tcW w:type="dxa" w:w="1728"/>
+            <w:tcMar>
+              <w:top w:w="40" w:type="dxa"/>
+              <w:start w:w="55" w:type="dxa"/>
+              <w:bottom w:w="40" w:type="dxa"/>
+              <w:end w:w="55" w:type="dxa"/>
+            </w:tcMar>
+          </w:tcPr>
+          <w:p>
+            <w:pPr>
+              <w:spacing w:after="0"/>
+            </w:pPr>
+            <w:r>
+              <w:rPr>
+                <w:rFonts w:ascii="Times New Roman" w:hAnsi="Times New Roman"/>
+                <w:b/>
+                <w:sz w:val="20"/>
+              </w:rPr>
+              <w:t>Density, g/ml</w:t>
+            </w:r>
+          </w:p>
+        </w:tc>
+        <w:tc>
+          <w:tcPr>
+            <w:tcW w:type="dxa" w:w="1728"/>
+            <w:tcMar>
+              <w:top w:w="40" w:type="dxa"/>
+              <w:start w:w="55" w:type="dxa"/>
+              <w:bottom w:w="40" w:type="dxa"/>
+              <w:end w:w="55" w:type="dxa"/>
+            </w:tcMar>
+          </w:tcPr>
+          <w:p>
+            <w:pPr>
+              <w:spacing w:after="0"/>
+            </w:pPr>
+            <w:r>
+              <w:rPr>
+                <w:rFonts w:ascii="Times New Roman" w:hAnsi="Times New Roman"/>
+                <w:b/>
+                <w:sz w:val="20"/>
+              </w:rPr>
+              <w:t>Concentration, M</w:t>
+            </w:r>
+          </w:p>
+        </w:tc>
+      </w:tr>
+      <w:tr>
+        <w:trPr>
+          <w:cantSplit/>
+        </w:trPr>
+        <w:tc>
+          <w:tcPr>
+            <w:tcW w:type="dxa" w:w="1728"/>
+            <w:tcMar>
+              <w:top w:w="40" w:type="dxa"/>
+              <w:start w:w="55" w:type="dxa"/>
+              <w:bottom w:w="40" w:type="dxa"/>
+              <w:end w:w="55" w:type="dxa"/>
+            </w:tcMar>
+          </w:tcPr>
+          <w:p>
+            <w:pPr>
+              <w:spacing w:after="0"/>
+            </w:pPr>
+            <w:r>
+              <w:rPr>
+                <w:rFonts w:ascii="Times New Roman" w:hAnsi="Times New Roman"/>
+                <w:b w:val="0"/>
+                <w:sz w:val="20"/>
+              </w:rPr>
+              <w:t>Reagent_1</w:t>
+            </w:r>
+          </w:p>
+        </w:tc>
+        <w:tc>
+          <w:tcPr>
+            <w:tcW w:type="dxa" w:w="1728"/>
+            <w:tcMar>
+              <w:top w:w="40" w:type="dxa"/>
+              <w:start w:w="55" w:type="dxa"/>
+              <w:bottom w:w="40" w:type="dxa"/>
+              <w:end w:w="55" w:type="dxa"/>
+            </w:tcMar>
+          </w:tcPr>
+          <w:p>
+            <w:pPr>
+              <w:spacing w:after="0"/>
+            </w:pPr>
+            <w:r>
+              <w:rPr>
+                <w:rFonts w:ascii="Times New Roman" w:hAnsi="Times New Roman"/>
+                <w:b w:val="0"/>
+                <w:sz w:val="20"/>
+              </w:rPr>
+              <w:t>1</w:t>
+            </w:r>
+          </w:p>
+        </w:tc>
+        <w:tc>
+          <w:tcPr>
+            <w:tcW w:type="dxa" w:w="1728"/>
+            <w:tcMar>
+              <w:top w:w="40" w:type="dxa"/>
+              <w:start w:w="55" w:type="dxa"/>
+              <w:bottom w:w="40" w:type="dxa"/>
+              <w:end w:w="55" w:type="dxa"/>
+            </w:tcMar>
+          </w:tcPr>
+          <w:p>
+            <w:pPr>
+              <w:spacing w:after="0"/>
+            </w:pPr>
+            <w:r>
+              <w:rPr>
+                <w:rFonts w:ascii="Times New Roman" w:hAnsi="Times New Roman"/>
+                <w:b w:val="0"/>
+                <w:sz w:val="20"/>
+              </w:rPr>
+            </w:r>
+          </w:p>
+        </w:tc>
+        <w:tc>
+          <w:tcPr>
+            <w:tcW w:type="dxa" w:w="1728"/>
+            <w:tcMar>
+              <w:top w:w="40" w:type="dxa"/>
+              <w:start w:w="55" w:type="dxa"/>
+              <w:bottom w:w="40" w:type="dxa"/>
+              <w:end w:w="55" w:type="dxa"/>
+            </w:tcMar>
+          </w:tcPr>
+          <w:p>
+            <w:pPr>
+              <w:spacing w:after="0"/>
+            </w:pPr>
+            <w:r>
+              <w:rPr>
+                <w:rFonts w:ascii="Times New Roman" w:hAnsi="Times New Roman"/>
+                <w:b w:val="0"/>
+                <w:sz w:val="20"/>
+              </w:rPr>
+            </w:r>
+          </w:p>
+        </w:tc>
+        <w:tc>
+          <w:tcPr>
+            <w:tcW w:type="dxa" w:w="1728"/>
+            <w:tcMar>
+              <w:top w:w="40" w:type="dxa"/>
+              <w:start w:w="55" w:type="dxa"/>
+              <w:bottom w:w="40" w:type="dxa"/>
+              <w:end w:w="55" w:type="dxa"/>
+            </w:tcMar>
+          </w:tcPr>
+          <w:p>
+            <w:pPr>
+              <w:spacing w:after="0"/>
+            </w:pPr>
+            <w:r>
+              <w:rPr>
+                <w:rFonts w:ascii="Times New Roman" w:hAnsi="Times New Roman"/>
+                <w:b w:val="0"/>
+                <w:sz w:val="20"/>
+              </w:rPr>
+            </w:r>
+          </w:p>
+        </w:tc>
+      </w:tr>
+      <w:tr>
+        <w:trPr>
+          <w:cantSplit/>
+        </w:trPr>
+        <w:tc>
+          <w:tcPr>
+            <w:tcW w:type="dxa" w:w="1728"/>
+            <w:tcMar>
+              <w:top w:w="40" w:type="dxa"/>
+              <w:start w:w="55" w:type="dxa"/>
+              <w:bottom w:w="40" w:type="dxa"/>
+              <w:end w:w="55" w:type="dxa"/>
+            </w:tcMar>
+          </w:tcPr>
+          <w:p>
+            <w:pPr>
+              <w:spacing w:after="0"/>
+            </w:pPr>
+            <w:r>
+              <w:rPr>
+                <w:rFonts w:ascii="Times New Roman" w:hAnsi="Times New Roman"/>
+                <w:b w:val="0"/>
+                <w:sz w:val="20"/>
+              </w:rPr>
+              <w:t>Reagent_2</w:t>
+            </w:r>
+          </w:p>
+        </w:tc>
+        <w:tc>
+          <w:tcPr>
+            <w:tcW w:type="dxa" w:w="1728"/>
+            <w:tcMar>
+              <w:top w:w="40" w:type="dxa"/>
+              <w:start w:w="55" w:type="dxa"/>
+              <w:bottom w:w="40" w:type="dxa"/>
+              <w:end w:w="55" w:type="dxa"/>
+            </w:tcMar>
+          </w:tcPr>
+          <w:p>
+            <w:pPr>
+              <w:spacing w:after="0"/>
+            </w:pPr>
+            <w:r>
+              <w:rPr>
+                <w:rFonts w:ascii="Times New Roman" w:hAnsi="Times New Roman"/>
+                <w:b w:val="0"/>
+                <w:sz w:val="20"/>
+              </w:rPr>
+              <w:t>2.4</w:t>
+            </w:r>
+          </w:p>
+        </w:tc>
+        <w:tc>
+          <w:tcPr>
+            <w:tcW w:type="dxa" w:w="1728"/>
+            <w:tcMar>
+              <w:top w:w="40" w:type="dxa"/>
+              <w:start w:w="55" w:type="dxa"/>
+              <w:bottom w:w="40" w:type="dxa"/>
+              <w:end w:w="55" w:type="dxa"/>
+            </w:tcMar>
+          </w:tcPr>
+          <w:p>
+            <w:pPr>
+              <w:spacing w:after="0"/>
+            </w:pPr>
+            <w:r>
+              <w:rPr>
+                <w:rFonts w:ascii="Times New Roman" w:hAnsi="Times New Roman"/>
+                <w:b w:val="0"/>
+                <w:sz w:val="20"/>
+              </w:rPr>
+            </w:r>
+          </w:p>
+        </w:tc>
+        <w:tc>
+          <w:tcPr>
+            <w:tcW w:type="dxa" w:w="1728"/>
+            <w:tcMar>
+              <w:top w:w="40" w:type="dxa"/>
+              <w:start w:w="55" w:type="dxa"/>
+              <w:bottom w:w="40" w:type="dxa"/>
+              <w:end w:w="55" w:type="dxa"/>
+            </w:tcMar>
+          </w:tcPr>
+          <w:p>
+            <w:pPr>
+              <w:spacing w:after="0"/>
+            </w:pPr>
+            <w:r>
+              <w:rPr>
+                <w:rFonts w:ascii="Times New Roman" w:hAnsi="Times New Roman"/>
+                <w:b w:val="0"/>
+                <w:sz w:val="20"/>
+              </w:rPr>
+            </w:r>
+          </w:p>
+        </w:tc>
+        <w:tc>
+          <w:tcPr>
+            <w:tcW w:type="dxa" w:w="1728"/>
+            <w:tcMar>
+              <w:top w:w="40" w:type="dxa"/>
+              <w:start w:w="55" w:type="dxa"/>
+              <w:bottom w:w="40" w:type="dxa"/>
+              <w:end w:w="55" w:type="dxa"/>
+            </w:tcMar>
+          </w:tcPr>
+          <w:p>
+            <w:pPr>
+              <w:spacing w:after="0"/>
+            </w:pPr>
+            <w:r>
+              <w:rPr>
+                <w:rFonts w:ascii="Times New Roman" w:hAnsi="Times New Roman"/>
+                <w:b w:val="0"/>
+                <w:sz w:val="20"/>
+              </w:rPr>
+            </w:r>
+          </w:p>
+        </w:tc>
+      </w:tr>
+      <w:tr>
+        <w:trPr>
+          <w:cantSplit/>
+        </w:trPr>
+        <w:tc>
+          <w:tcPr>
+            <w:tcW w:type="dxa" w:w="1728"/>
+            <w:tcMar>
+              <w:top w:w="40" w:type="dxa"/>
+              <w:start w:w="55" w:type="dxa"/>
+              <w:bottom w:w="40" w:type="dxa"/>
+              <w:end w:w="55" w:type="dxa"/>
+            </w:tcMar>
+          </w:tcPr>
+          <w:p>
+            <w:pPr>
+              <w:spacing w:after="0"/>
+            </w:pPr>
+            <w:r>
+              <w:rPr>
+                <w:rFonts w:ascii="Times New Roman" w:hAnsi="Times New Roman"/>
+                <w:b w:val="0"/>
+                <w:sz w:val="20"/>
+              </w:rPr>
+              <w:t>Solvent_DMF</w:t>
+            </w:r>
+          </w:p>
+        </w:tc>
+        <w:tc>
+          <w:tcPr>
+            <w:tcW w:type="dxa" w:w="1728"/>
+            <w:tcMar>
+              <w:top w:w="40" w:type="dxa"/>
+              <w:start w:w="55" w:type="dxa"/>
+              <w:bottom w:w="40" w:type="dxa"/>
+              <w:end w:w="55" w:type="dxa"/>
+            </w:tcMar>
+          </w:tcPr>
+          <w:p>
+            <w:pPr>
+              <w:spacing w:after="0"/>
+            </w:pPr>
+            <w:r>
+              <w:rPr>
+                <w:rFonts w:ascii="Times New Roman" w:hAnsi="Times New Roman"/>
+                <w:b w:val="0"/>
+                <w:sz w:val="20"/>
+              </w:rPr>
+            </w:r>
+          </w:p>
+        </w:tc>
+        <w:tc>
+          <w:tcPr>
+            <w:tcW w:type="dxa" w:w="1728"/>
+            <w:tcMar>
+              <w:top w:w="40" w:type="dxa"/>
+              <w:start w:w="55" w:type="dxa"/>
+              <w:bottom w:w="40" w:type="dxa"/>
+              <w:end w:w="55" w:type="dxa"/>
+            </w:tcMar>
+          </w:tcPr>
+          <w:p>
+            <w:pPr>
+              <w:spacing w:after="0"/>
+            </w:pPr>
+            <w:r>
+              <w:rPr>
+                <w:rFonts w:ascii="Times New Roman" w:hAnsi="Times New Roman"/>
+                <w:b w:val="0"/>
+                <w:sz w:val="20"/>
+              </w:rPr>
+            </w:r>
+          </w:p>
+        </w:tc>
+        <w:tc>
+          <w:tcPr>
+            <w:tcW w:type="dxa" w:w="1728"/>
+            <w:tcMar>
+              <w:top w:w="40" w:type="dxa"/>
+              <w:start w:w="55" w:type="dxa"/>
+              <w:bottom w:w="40" w:type="dxa"/>
+              <w:end w:w="55" w:type="dxa"/>
+            </w:tcMar>
+          </w:tcPr>
+          <w:p>
+            <w:pPr>
+              <w:spacing w:after="0"/>
+            </w:pPr>
+            <w:r>
+              <w:rPr>
+                <w:rFonts w:ascii="Times New Roman" w:hAnsi="Times New Roman"/>
+                <w:b w:val="0"/>
+                <w:sz w:val="20"/>
+              </w:rPr>
+            </w:r>
+          </w:p>
+        </w:tc>
+        <w:tc>
+          <w:tcPr>
+            <w:tcW w:type="dxa" w:w="1728"/>
+            <w:tcMar>
+              <w:top w:w="40" w:type="dxa"/>
+              <w:start w:w="55" w:type="dxa"/>
+              <w:bottom w:w="40" w:type="dxa"/>
+              <w:end w:w="55" w:type="dxa"/>
+            </w:tcMar>
+          </w:tcPr>
+          <w:p>
+            <w:pPr>
+              <w:spacing w:after="0"/>
+            </w:pPr>
+            <w:r>
+              <w:rPr>
+                <w:rFonts w:ascii="Times New Roman" w:hAnsi="Times New Roman"/>
+                <w:b w:val="0"/>
+                <w:sz w:val="20"/>
+              </w:rPr>
+              <w:t>0.2</w:t>
+            </w:r>
+          </w:p>
+        </w:tc>
+      </w:tr>
+    </w:tbl>
+    <w:p/>
+    <w:p>
+      <w:r>
+        <w:rPr>
+          <w:b/>
+        </w:rPr>
+        <w:t>[AUTO SI: REACTION 3p, 3r-3u]</w:t>
+      </w:r>
+    </w:p>
+    <w:tbl>
+      <w:tblPr>
+        <w:tblStyle w:val="TableGrid"/>
+        <w:tblW w:type="auto" w:w="0"/>
+        <w:tblLook w:firstColumn="1" w:firstRow="1" w:lastColumn="0" w:lastRow="0" w:noHBand="0" w:noVBand="1" w:val="04A0"/>
+      </w:tblPr>
+      <w:tblGrid>
+        <w:gridCol w:w="1728"/>
+        <w:gridCol w:w="1728"/>
+        <w:gridCol w:w="1728"/>
+        <w:gridCol w:w="1728"/>
+        <w:gridCol w:w="1728"/>
+      </w:tblGrid>
+      <w:tr>
+        <w:trPr>
+          <w:cantSplit/>
+        </w:trPr>
+        <w:tc>
+          <w:tcPr>
+            <w:tcW w:type="dxa" w:w="1728"/>
+            <w:tcMar>
+              <w:top w:w="40" w:type="dxa"/>
+              <w:start w:w="55" w:type="dxa"/>
+              <w:bottom w:w="40" w:type="dxa"/>
+              <w:end w:w="55" w:type="dxa"/>
+            </w:tcMar>
+          </w:tcPr>
+          <w:p>
+            <w:pPr>
+              <w:spacing w:after="0"/>
+            </w:pPr>
+            <w:r>
+              <w:rPr>
+                <w:rFonts w:ascii="Times New Roman" w:hAnsi="Times New Roman"/>
+                <w:b/>
+                <w:sz w:val="20"/>
+              </w:rPr>
+              <w:t>Reagents</w:t>
+            </w:r>
+          </w:p>
+        </w:tc>
+        <w:tc>
+          <w:tcPr>
+            <w:tcW w:type="dxa" w:w="1728"/>
+            <w:tcMar>
+              <w:top w:w="40" w:type="dxa"/>
+              <w:start w:w="55" w:type="dxa"/>
+              <w:bottom w:w="40" w:type="dxa"/>
+              <w:end w:w="55" w:type="dxa"/>
+            </w:tcMar>
+          </w:tcPr>
+          <w:p>
+            <w:pPr>
+              <w:spacing w:after="0"/>
+            </w:pPr>
+            <w:r>
+              <w:rPr>
+                <w:rFonts w:ascii="Times New Roman" w:hAnsi="Times New Roman"/>
+                <w:b/>
+                <w:sz w:val="20"/>
+              </w:rPr>
+              <w:t>equiv.</w:t>
+            </w:r>
+          </w:p>
+        </w:tc>
+        <w:tc>
+          <w:tcPr>
+            <w:tcW w:type="dxa" w:w="1728"/>
+            <w:tcMar>
+              <w:top w:w="40" w:type="dxa"/>
+              <w:start w:w="55" w:type="dxa"/>
+              <w:bottom w:w="40" w:type="dxa"/>
+              <w:end w:w="55" w:type="dxa"/>
+            </w:tcMar>
+          </w:tcPr>
+          <w:p>
+            <w:pPr>
+              <w:spacing w:after="0"/>
+            </w:pPr>
+            <w:r>
+              <w:rPr>
+                <w:rFonts w:ascii="Times New Roman" w:hAnsi="Times New Roman"/>
+                <w:b/>
+                <w:sz w:val="20"/>
+              </w:rPr>
+              <w:t>MW, g/mol</w:t>
+            </w:r>
+          </w:p>
+        </w:tc>
+        <w:tc>
+          <w:tcPr>
+            <w:tcW w:type="dxa" w:w="1728"/>
+            <w:tcMar>
+              <w:top w:w="40" w:type="dxa"/>
+              <w:start w:w="55" w:type="dxa"/>
+              <w:bottom w:w="40" w:type="dxa"/>
+              <w:end w:w="55" w:type="dxa"/>
+            </w:tcMar>
+          </w:tcPr>
+          <w:p>
+            <w:pPr>
+              <w:spacing w:after="0"/>
+            </w:pPr>
+            <w:r>
+              <w:rPr>
+                <w:rFonts w:ascii="Times New Roman" w:hAnsi="Times New Roman"/>
+                <w:b/>
+                <w:sz w:val="20"/>
+              </w:rPr>
+              <w:t>Density, g/ml</w:t>
+            </w:r>
+          </w:p>
+        </w:tc>
+        <w:tc>
+          <w:tcPr>
+            <w:tcW w:type="dxa" w:w="1728"/>
+            <w:tcMar>
+              <w:top w:w="40" w:type="dxa"/>
+              <w:start w:w="55" w:type="dxa"/>
+              <w:bottom w:w="40" w:type="dxa"/>
+              <w:end w:w="55" w:type="dxa"/>
+            </w:tcMar>
+          </w:tcPr>
+          <w:p>
+            <w:pPr>
+              <w:spacing w:after="0"/>
+            </w:pPr>
+            <w:r>
+              <w:rPr>
+                <w:rFonts w:ascii="Times New Roman" w:hAnsi="Times New Roman"/>
+                <w:b/>
+                <w:sz w:val="20"/>
+              </w:rPr>
+              <w:t>Concentration, M</w:t>
+            </w:r>
+          </w:p>
+        </w:tc>
+      </w:tr>
+      <w:tr>
+        <w:trPr>
+          <w:cantSplit/>
+        </w:trPr>
+        <w:tc>
+          <w:tcPr>
+            <w:tcW w:type="dxa" w:w="1728"/>
+            <w:tcMar>
+              <w:top w:w="40" w:type="dxa"/>
+              <w:start w:w="55" w:type="dxa"/>
+              <w:bottom w:w="40" w:type="dxa"/>
+              <w:end w:w="55" w:type="dxa"/>
+            </w:tcMar>
+          </w:tcPr>
+          <w:p>
+            <w:pPr>
+              <w:spacing w:after="0"/>
+            </w:pPr>
+            <w:r>
+              <w:rPr>
+                <w:rFonts w:ascii="Times New Roman" w:hAnsi="Times New Roman"/>
+                <w:b w:val="0"/>
+                <w:sz w:val="20"/>
+              </w:rPr>
+              <w:t>Reagent_1</w:t>
+            </w:r>
+          </w:p>
+        </w:tc>
+        <w:tc>
+          <w:tcPr>
+            <w:tcW w:type="dxa" w:w="1728"/>
+            <w:tcMar>
+              <w:top w:w="40" w:type="dxa"/>
+              <w:start w:w="55" w:type="dxa"/>
+              <w:bottom w:w="40" w:type="dxa"/>
+              <w:end w:w="55" w:type="dxa"/>
+            </w:tcMar>
+          </w:tcPr>
+          <w:p>
+            <w:pPr>
+              <w:spacing w:after="0"/>
+            </w:pPr>
+            <w:r>
+              <w:rPr>
+                <w:rFonts w:ascii="Times New Roman" w:hAnsi="Times New Roman"/>
+                <w:b w:val="0"/>
+                <w:sz w:val="20"/>
+              </w:rPr>
+              <w:t>1</w:t>
+            </w:r>
+          </w:p>
+        </w:tc>
+        <w:tc>
+          <w:tcPr>
+            <w:tcW w:type="dxa" w:w="1728"/>
+            <w:tcMar>
+              <w:top w:w="40" w:type="dxa"/>
+              <w:start w:w="55" w:type="dxa"/>
+              <w:bottom w:w="40" w:type="dxa"/>
+              <w:end w:w="55" w:type="dxa"/>
+            </w:tcMar>
+          </w:tcPr>
+          <w:p>
+            <w:pPr>
+              <w:spacing w:after="0"/>
+            </w:pPr>
+            <w:r>
+              <w:rPr>
+                <w:rFonts w:ascii="Times New Roman" w:hAnsi="Times New Roman"/>
+                <w:b w:val="0"/>
+                <w:sz w:val="20"/>
+              </w:rPr>
+            </w:r>
+          </w:p>
+        </w:tc>
+        <w:tc>
+          <w:tcPr>
+            <w:tcW w:type="dxa" w:w="1728"/>
+            <w:tcMar>
+              <w:top w:w="40" w:type="dxa"/>
+              <w:start w:w="55" w:type="dxa"/>
+              <w:bottom w:w="40" w:type="dxa"/>
+              <w:end w:w="55" w:type="dxa"/>
+            </w:tcMar>
+          </w:tcPr>
+          <w:p>
+            <w:pPr>
+              <w:spacing w:after="0"/>
+            </w:pPr>
+            <w:r>
+              <w:rPr>
+                <w:rFonts w:ascii="Times New Roman" w:hAnsi="Times New Roman"/>
+                <w:b w:val="0"/>
+                <w:sz w:val="20"/>
+              </w:rPr>
+            </w:r>
+          </w:p>
+        </w:tc>
+        <w:tc>
+          <w:tcPr>
+            <w:tcW w:type="dxa" w:w="1728"/>
+            <w:tcMar>
+              <w:top w:w="40" w:type="dxa"/>
+              <w:start w:w="55" w:type="dxa"/>
+              <w:bottom w:w="40" w:type="dxa"/>
+              <w:end w:w="55" w:type="dxa"/>
+            </w:tcMar>
+          </w:tcPr>
+          <w:p>
+            <w:pPr>
+              <w:spacing w:after="0"/>
+            </w:pPr>
+            <w:r>
+              <w:rPr>
+                <w:rFonts w:ascii="Times New Roman" w:hAnsi="Times New Roman"/>
+                <w:b w:val="0"/>
+                <w:sz w:val="20"/>
+              </w:rPr>
+            </w:r>
+          </w:p>
+        </w:tc>
+      </w:tr>
+      <w:tr>
+        <w:trPr>
+          <w:cantSplit/>
+        </w:trPr>
+        <w:tc>
+          <w:tcPr>
+            <w:tcW w:type="dxa" w:w="1728"/>
+            <w:tcMar>
+              <w:top w:w="40" w:type="dxa"/>
+              <w:start w:w="55" w:type="dxa"/>
+              <w:bottom w:w="40" w:type="dxa"/>
+              <w:end w:w="55" w:type="dxa"/>
+            </w:tcMar>
+          </w:tcPr>
+          <w:p>
+            <w:pPr>
+              <w:spacing w:after="0"/>
+            </w:pPr>
+            <w:r>
+              <w:rPr>
+                <w:rFonts w:ascii="Times New Roman" w:hAnsi="Times New Roman"/>
+                <w:b w:val="0"/>
+                <w:sz w:val="20"/>
+              </w:rPr>
+              <w:t>Reagent_2</w:t>
+            </w:r>
+          </w:p>
+        </w:tc>
+        <w:tc>
+          <w:tcPr>
+            <w:tcW w:type="dxa" w:w="1728"/>
+            <w:tcMar>
+              <w:top w:w="40" w:type="dxa"/>
+              <w:start w:w="55" w:type="dxa"/>
+              <w:bottom w:w="40" w:type="dxa"/>
+              <w:end w:w="55" w:type="dxa"/>
+            </w:tcMar>
+          </w:tcPr>
+          <w:p>
+            <w:pPr>
+              <w:spacing w:after="0"/>
+            </w:pPr>
+            <w:r>
+              <w:rPr>
+                <w:rFonts w:ascii="Times New Roman" w:hAnsi="Times New Roman"/>
+                <w:b w:val="0"/>
+                <w:sz w:val="20"/>
+              </w:rPr>
+              <w:t>1.5</w:t>
+            </w:r>
+          </w:p>
+        </w:tc>
+        <w:tc>
+          <w:tcPr>
+            <w:tcW w:type="dxa" w:w="1728"/>
+            <w:tcMar>
+              <w:top w:w="40" w:type="dxa"/>
+              <w:start w:w="55" w:type="dxa"/>
+              <w:bottom w:w="40" w:type="dxa"/>
+              <w:end w:w="55" w:type="dxa"/>
+            </w:tcMar>
+          </w:tcPr>
+          <w:p>
+            <w:pPr>
+              <w:spacing w:after="0"/>
+            </w:pPr>
+            <w:r>
+              <w:rPr>
+                <w:rFonts w:ascii="Times New Roman" w:hAnsi="Times New Roman"/>
+                <w:b w:val="0"/>
+                <w:sz w:val="20"/>
+              </w:rPr>
+            </w:r>
+          </w:p>
+        </w:tc>
+        <w:tc>
+          <w:tcPr>
+            <w:tcW w:type="dxa" w:w="1728"/>
+            <w:tcMar>
+              <w:top w:w="40" w:type="dxa"/>
+              <w:start w:w="55" w:type="dxa"/>
+              <w:bottom w:w="40" w:type="dxa"/>
+              <w:end w:w="55" w:type="dxa"/>
+            </w:tcMar>
+          </w:tcPr>
+          <w:p>
+            <w:pPr>
+              <w:spacing w:after="0"/>
+            </w:pPr>
+            <w:r>
+              <w:rPr>
+                <w:rFonts w:ascii="Times New Roman" w:hAnsi="Times New Roman"/>
+                <w:b w:val="0"/>
+                <w:sz w:val="20"/>
+              </w:rPr>
+            </w:r>
+          </w:p>
+        </w:tc>
+        <w:tc>
+          <w:tcPr>
+            <w:tcW w:type="dxa" w:w="1728"/>
+            <w:tcMar>
+              <w:top w:w="40" w:type="dxa"/>
+              <w:start w:w="55" w:type="dxa"/>
+              <w:bottom w:w="40" w:type="dxa"/>
+              <w:end w:w="55" w:type="dxa"/>
+            </w:tcMar>
+          </w:tcPr>
+          <w:p>
+            <w:pPr>
+              <w:spacing w:after="0"/>
+            </w:pPr>
+            <w:r>
+              <w:rPr>
+                <w:rFonts w:ascii="Times New Roman" w:hAnsi="Times New Roman"/>
+                <w:b w:val="0"/>
+                <w:sz w:val="20"/>
+              </w:rPr>
+            </w:r>
+          </w:p>
+        </w:tc>
+      </w:tr>
+      <w:tr>
+        <w:trPr>
+          <w:cantSplit/>
+        </w:trPr>
+        <w:tc>
+          <w:tcPr>
+            <w:tcW w:type="dxa" w:w="1728"/>
+            <w:tcMar>
+              <w:top w:w="40" w:type="dxa"/>
+              <w:start w:w="55" w:type="dxa"/>
+              <w:bottom w:w="40" w:type="dxa"/>
+              <w:end w:w="55" w:type="dxa"/>
+            </w:tcMar>
+          </w:tcPr>
+          <w:p>
+            <w:pPr>
+              <w:spacing w:after="0"/>
+            </w:pPr>
+            <w:r>
+              <w:rPr>
+                <w:rFonts w:ascii="Times New Roman" w:hAnsi="Times New Roman"/>
+                <w:b w:val="0"/>
+                <w:sz w:val="20"/>
+              </w:rPr>
+              <w:t>Solvent_DCM</w:t>
+            </w:r>
+          </w:p>
+        </w:tc>
+        <w:tc>
+          <w:tcPr>
+            <w:tcW w:type="dxa" w:w="1728"/>
+            <w:tcMar>
+              <w:top w:w="40" w:type="dxa"/>
+              <w:start w:w="55" w:type="dxa"/>
+              <w:bottom w:w="40" w:type="dxa"/>
+              <w:end w:w="55" w:type="dxa"/>
+            </w:tcMar>
+          </w:tcPr>
+          <w:p>
+            <w:pPr>
+              <w:spacing w:after="0"/>
+            </w:pPr>
+            <w:r>
+              <w:rPr>
+                <w:rFonts w:ascii="Times New Roman" w:hAnsi="Times New Roman"/>
+                <w:b w:val="0"/>
+                <w:sz w:val="20"/>
+              </w:rPr>
+            </w:r>
+          </w:p>
+        </w:tc>
+        <w:tc>
+          <w:tcPr>
+            <w:tcW w:type="dxa" w:w="1728"/>
+            <w:tcMar>
+              <w:top w:w="40" w:type="dxa"/>
+              <w:start w:w="55" w:type="dxa"/>
+              <w:bottom w:w="40" w:type="dxa"/>
+              <w:end w:w="55" w:type="dxa"/>
+            </w:tcMar>
+          </w:tcPr>
+          <w:p>
+            <w:pPr>
+              <w:spacing w:after="0"/>
+            </w:pPr>
+            <w:r>
+              <w:rPr>
+                <w:rFonts w:ascii="Times New Roman" w:hAnsi="Times New Roman"/>
+                <w:b w:val="0"/>
+                <w:sz w:val="20"/>
+              </w:rPr>
+            </w:r>
+          </w:p>
+        </w:tc>
+        <w:tc>
+          <w:tcPr>
+            <w:tcW w:type="dxa" w:w="1728"/>
+            <w:tcMar>
+              <w:top w:w="40" w:type="dxa"/>
+              <w:start w:w="55" w:type="dxa"/>
+              <w:bottom w:w="40" w:type="dxa"/>
+              <w:end w:w="55" w:type="dxa"/>
+            </w:tcMar>
+          </w:tcPr>
+          <w:p>
+            <w:pPr>
+              <w:spacing w:after="0"/>
+            </w:pPr>
+            <w:r>
+              <w:rPr>
+                <w:rFonts w:ascii="Times New Roman" w:hAnsi="Times New Roman"/>
+                <w:b w:val="0"/>
+                <w:sz w:val="20"/>
+              </w:rPr>
+            </w:r>
+          </w:p>
+        </w:tc>
+        <w:tc>
+          <w:tcPr>
+            <w:tcW w:type="dxa" w:w="1728"/>
+            <w:tcMar>
+              <w:top w:w="40" w:type="dxa"/>
+              <w:start w:w="55" w:type="dxa"/>
+              <w:bottom w:w="40" w:type="dxa"/>
+              <w:end w:w="55" w:type="dxa"/>
+            </w:tcMar>
+          </w:tcPr>
+          <w:p>
+            <w:pPr>
+              <w:spacing w:after="0"/>
+            </w:pPr>
+            <w:r>
+              <w:rPr>
+                <w:rFonts w:ascii="Times New Roman" w:hAnsi="Times New Roman"/>
+                <w:b w:val="0"/>
+                <w:sz w:val="20"/>
+              </w:rPr>
+              <w:t>0.5</w:t>
+            </w:r>
+          </w:p>
+        </w:tc>
+      </w:tr>
+    </w:tbl>
+    <w:p/>
+    <w:p>
+      <w:r>
+        <w:rPr>
+          <w:b/>
+        </w:rPr>
+        <w:t>[AUTO SI: REACTION 3q]</w:t>
+      </w:r>
+    </w:p>
+    <w:tbl>
+      <w:tblPr>
+        <w:tblStyle w:val="TableGrid"/>
+        <w:tblW w:type="auto" w:w="0"/>
+        <w:tblLook w:firstColumn="1" w:firstRow="1" w:lastColumn="0" w:lastRow="0" w:noHBand="0" w:noVBand="1" w:val="04A0"/>
+      </w:tblPr>
+      <w:tblGrid>
+        <w:gridCol w:w="1728"/>
+        <w:gridCol w:w="1728"/>
+        <w:gridCol w:w="1728"/>
+        <w:gridCol w:w="1728"/>
+        <w:gridCol w:w="1728"/>
+      </w:tblGrid>
+      <w:tr>
+        <w:trPr>
+          <w:cantSplit/>
+        </w:trPr>
+        <w:tc>
+          <w:tcPr>
+            <w:tcW w:type="dxa" w:w="1728"/>
+            <w:tcMar>
+              <w:top w:w="40" w:type="dxa"/>
+              <w:start w:w="55" w:type="dxa"/>
+              <w:bottom w:w="40" w:type="dxa"/>
+              <w:end w:w="55" w:type="dxa"/>
+            </w:tcMar>
+          </w:tcPr>
+          <w:p>
+            <w:pPr>
+              <w:spacing w:after="0"/>
+            </w:pPr>
+            <w:r>
+              <w:rPr>
+                <w:rFonts w:ascii="Times New Roman" w:hAnsi="Times New Roman"/>
+                <w:b/>
+                <w:sz w:val="20"/>
+              </w:rPr>
+              <w:t>Reagents</w:t>
+            </w:r>
+          </w:p>
+        </w:tc>
+        <w:tc>
+          <w:tcPr>
+            <w:tcW w:type="dxa" w:w="1728"/>
+            <w:tcMar>
+              <w:top w:w="40" w:type="dxa"/>
+              <w:start w:w="55" w:type="dxa"/>
+              <w:bottom w:w="40" w:type="dxa"/>
+              <w:end w:w="55" w:type="dxa"/>
+            </w:tcMar>
+          </w:tcPr>
+          <w:p>
+            <w:pPr>
+              <w:spacing w:after="0"/>
+            </w:pPr>
+            <w:r>
+              <w:rPr>
+                <w:rFonts w:ascii="Times New Roman" w:hAnsi="Times New Roman"/>
+                <w:b/>
+                <w:sz w:val="20"/>
+              </w:rPr>
+              <w:t>equiv.</w:t>
+            </w:r>
+          </w:p>
+        </w:tc>
+        <w:tc>
+          <w:tcPr>
+            <w:tcW w:type="dxa" w:w="1728"/>
+            <w:tcMar>
+              <w:top w:w="40" w:type="dxa"/>
+              <w:start w:w="55" w:type="dxa"/>
+              <w:bottom w:w="40" w:type="dxa"/>
+              <w:end w:w="55" w:type="dxa"/>
+            </w:tcMar>
+          </w:tcPr>
+          <w:p>
+            <w:pPr>
+              <w:spacing w:after="0"/>
+            </w:pPr>
+            <w:r>
+              <w:rPr>
+                <w:rFonts w:ascii="Times New Roman" w:hAnsi="Times New Roman"/>
+                <w:b/>
+                <w:sz w:val="20"/>
+              </w:rPr>
+              <w:t>MW, g/mol</w:t>
+            </w:r>
+          </w:p>
+        </w:tc>
+        <w:tc>
+          <w:tcPr>
+            <w:tcW w:type="dxa" w:w="1728"/>
+            <w:tcMar>
+              <w:top w:w="40" w:type="dxa"/>
+              <w:start w:w="55" w:type="dxa"/>
+              <w:bottom w:w="40" w:type="dxa"/>
+              <w:end w:w="55" w:type="dxa"/>
+            </w:tcMar>
+          </w:tcPr>
+          <w:p>
+            <w:pPr>
+              <w:spacing w:after="0"/>
+            </w:pPr>
+            <w:r>
+              <w:rPr>
+                <w:rFonts w:ascii="Times New Roman" w:hAnsi="Times New Roman"/>
+                <w:b/>
+                <w:sz w:val="20"/>
+              </w:rPr>
+              <w:t>Density, g/ml</w:t>
+            </w:r>
+          </w:p>
+        </w:tc>
+        <w:tc>
+          <w:tcPr>
+            <w:tcW w:type="dxa" w:w="1728"/>
+            <w:tcMar>
+              <w:top w:w="40" w:type="dxa"/>
+              <w:start w:w="55" w:type="dxa"/>
+              <w:bottom w:w="40" w:type="dxa"/>
+              <w:end w:w="55" w:type="dxa"/>
+            </w:tcMar>
+          </w:tcPr>
+          <w:p>
+            <w:pPr>
+              <w:spacing w:after="0"/>
+            </w:pPr>
+            <w:r>
+              <w:rPr>
+                <w:rFonts w:ascii="Times New Roman" w:hAnsi="Times New Roman"/>
+                <w:b/>
+                <w:sz w:val="20"/>
+              </w:rPr>
+              <w:t>Concentration, M</w:t>
+            </w:r>
+          </w:p>
+        </w:tc>
+      </w:tr>
+      <w:tr>
+        <w:trPr>
+          <w:cantSplit/>
+        </w:trPr>
+        <w:tc>
+          <w:tcPr>
+            <w:tcW w:type="dxa" w:w="1728"/>
+            <w:tcMar>
+              <w:top w:w="40" w:type="dxa"/>
+              <w:start w:w="55" w:type="dxa"/>
+              <w:bottom w:w="40" w:type="dxa"/>
+              <w:end w:w="55" w:type="dxa"/>
+            </w:tcMar>
+          </w:tcPr>
+          <w:p>
+            <w:pPr>
+              <w:spacing w:after="0"/>
+            </w:pPr>
+            <w:r>
+              <w:rPr>
+                <w:rFonts w:ascii="Times New Roman" w:hAnsi="Times New Roman"/>
+                <w:b w:val="0"/>
+                <w:sz w:val="20"/>
+              </w:rPr>
+              <w:t>Reagent_1</w:t>
+            </w:r>
+          </w:p>
+        </w:tc>
+        <w:tc>
+          <w:tcPr>
+            <w:tcW w:type="dxa" w:w="1728"/>
+            <w:tcMar>
+              <w:top w:w="40" w:type="dxa"/>
+              <w:start w:w="55" w:type="dxa"/>
+              <w:bottom w:w="40" w:type="dxa"/>
+              <w:end w:w="55" w:type="dxa"/>
+            </w:tcMar>
+          </w:tcPr>
+          <w:p>
+            <w:pPr>
+              <w:spacing w:after="0"/>
+            </w:pPr>
+            <w:r>
+              <w:rPr>
+                <w:rFonts w:ascii="Times New Roman" w:hAnsi="Times New Roman"/>
+                <w:b w:val="0"/>
+                <w:sz w:val="20"/>
+              </w:rPr>
+              <w:t>1</w:t>
+            </w:r>
+          </w:p>
+        </w:tc>
+        <w:tc>
+          <w:tcPr>
+            <w:tcW w:type="dxa" w:w="1728"/>
+            <w:tcMar>
+              <w:top w:w="40" w:type="dxa"/>
+              <w:start w:w="55" w:type="dxa"/>
+              <w:bottom w:w="40" w:type="dxa"/>
+              <w:end w:w="55" w:type="dxa"/>
+            </w:tcMar>
+          </w:tcPr>
+          <w:p>
+            <w:pPr>
+              <w:spacing w:after="0"/>
+            </w:pPr>
+            <w:r>
+              <w:rPr>
+                <w:rFonts w:ascii="Times New Roman" w:hAnsi="Times New Roman"/>
+                <w:b w:val="0"/>
+                <w:sz w:val="20"/>
+              </w:rPr>
+            </w:r>
+          </w:p>
+        </w:tc>
+        <w:tc>
+          <w:tcPr>
+            <w:tcW w:type="dxa" w:w="1728"/>
+            <w:tcMar>
+              <w:top w:w="40" w:type="dxa"/>
+              <w:start w:w="55" w:type="dxa"/>
+              <w:bottom w:w="40" w:type="dxa"/>
+              <w:end w:w="55" w:type="dxa"/>
+            </w:tcMar>
+          </w:tcPr>
+          <w:p>
+            <w:pPr>
+              <w:spacing w:after="0"/>
+            </w:pPr>
+            <w:r>
+              <w:rPr>
+                <w:rFonts w:ascii="Times New Roman" w:hAnsi="Times New Roman"/>
+                <w:b w:val="0"/>
+                <w:sz w:val="20"/>
+              </w:rPr>
+            </w:r>
+          </w:p>
+        </w:tc>
+        <w:tc>
+          <w:tcPr>
+            <w:tcW w:type="dxa" w:w="1728"/>
+            <w:tcMar>
+              <w:top w:w="40" w:type="dxa"/>
+              <w:start w:w="55" w:type="dxa"/>
+              <w:bottom w:w="40" w:type="dxa"/>
+              <w:end w:w="55" w:type="dxa"/>
+            </w:tcMar>
+          </w:tcPr>
+          <w:p>
+            <w:pPr>
+              <w:spacing w:after="0"/>
+            </w:pPr>
+            <w:r>
+              <w:rPr>
+                <w:rFonts w:ascii="Times New Roman" w:hAnsi="Times New Roman"/>
+                <w:b w:val="0"/>
+                <w:sz w:val="20"/>
+              </w:rPr>
+            </w:r>
+          </w:p>
+        </w:tc>
+      </w:tr>
+      <w:tr>
+        <w:trPr>
+          <w:cantSplit/>
+        </w:trPr>
+        <w:tc>
+          <w:tcPr>
+            <w:tcW w:type="dxa" w:w="1728"/>
+            <w:tcMar>
+              <w:top w:w="40" w:type="dxa"/>
+              <w:start w:w="55" w:type="dxa"/>
+              <w:bottom w:w="40" w:type="dxa"/>
+              <w:end w:w="55" w:type="dxa"/>
+            </w:tcMar>
+          </w:tcPr>
+          <w:p>
+            <w:pPr>
+              <w:spacing w:after="0"/>
+            </w:pPr>
+            <w:r>
+              <w:rPr>
+                <w:rFonts w:ascii="Times New Roman" w:hAnsi="Times New Roman"/>
+                <w:b w:val="0"/>
+                <w:sz w:val="20"/>
+              </w:rPr>
+              <w:t>Reagent_2</w:t>
+            </w:r>
+          </w:p>
+        </w:tc>
+        <w:tc>
+          <w:tcPr>
+            <w:tcW w:type="dxa" w:w="1728"/>
+            <w:tcMar>
+              <w:top w:w="40" w:type="dxa"/>
+              <w:start w:w="55" w:type="dxa"/>
+              <w:bottom w:w="40" w:type="dxa"/>
+              <w:end w:w="55" w:type="dxa"/>
+            </w:tcMar>
+          </w:tcPr>
+          <w:p>
+            <w:pPr>
+              <w:spacing w:after="0"/>
+            </w:pPr>
+            <w:r>
+              <w:rPr>
+                <w:rFonts w:ascii="Times New Roman" w:hAnsi="Times New Roman"/>
+                <w:b w:val="0"/>
+                <w:sz w:val="20"/>
+              </w:rPr>
+              <w:t>1.5</w:t>
+            </w:r>
+          </w:p>
+        </w:tc>
+        <w:tc>
+          <w:tcPr>
+            <w:tcW w:type="dxa" w:w="1728"/>
+            <w:tcMar>
+              <w:top w:w="40" w:type="dxa"/>
+              <w:start w:w="55" w:type="dxa"/>
+              <w:bottom w:w="40" w:type="dxa"/>
+              <w:end w:w="55" w:type="dxa"/>
+            </w:tcMar>
+          </w:tcPr>
+          <w:p>
+            <w:pPr>
+              <w:spacing w:after="0"/>
+            </w:pPr>
+            <w:r>
+              <w:rPr>
+                <w:rFonts w:ascii="Times New Roman" w:hAnsi="Times New Roman"/>
+                <w:b w:val="0"/>
+                <w:sz w:val="20"/>
+              </w:rPr>
+            </w:r>
+          </w:p>
+        </w:tc>
+        <w:tc>
+          <w:tcPr>
+            <w:tcW w:type="dxa" w:w="1728"/>
+            <w:tcMar>
+              <w:top w:w="40" w:type="dxa"/>
+              <w:start w:w="55" w:type="dxa"/>
+              <w:bottom w:w="40" w:type="dxa"/>
+              <w:end w:w="55" w:type="dxa"/>
+            </w:tcMar>
+          </w:tcPr>
+          <w:p>
+            <w:pPr>
+              <w:spacing w:after="0"/>
+            </w:pPr>
+            <w:r>
+              <w:rPr>
+                <w:rFonts w:ascii="Times New Roman" w:hAnsi="Times New Roman"/>
+                <w:b w:val="0"/>
+                <w:sz w:val="20"/>
+              </w:rPr>
+            </w:r>
+          </w:p>
+        </w:tc>
+        <w:tc>
+          <w:tcPr>
+            <w:tcW w:type="dxa" w:w="1728"/>
+            <w:tcMar>
+              <w:top w:w="40" w:type="dxa"/>
+              <w:start w:w="55" w:type="dxa"/>
+              <w:bottom w:w="40" w:type="dxa"/>
+              <w:end w:w="55" w:type="dxa"/>
+            </w:tcMar>
+          </w:tcPr>
+          <w:p>
+            <w:pPr>
+              <w:spacing w:after="0"/>
+            </w:pPr>
+            <w:r>
+              <w:rPr>
+                <w:rFonts w:ascii="Times New Roman" w:hAnsi="Times New Roman"/>
+                <w:b w:val="0"/>
+                <w:sz w:val="20"/>
+              </w:rPr>
+            </w:r>
+          </w:p>
+        </w:tc>
+      </w:tr>
+      <w:tr>
+        <w:trPr>
+          <w:cantSplit/>
+        </w:trPr>
+        <w:tc>
+          <w:tcPr>
+            <w:tcW w:type="dxa" w:w="1728"/>
+            <w:tcMar>
+              <w:top w:w="40" w:type="dxa"/>
+              <w:start w:w="55" w:type="dxa"/>
+              <w:bottom w:w="40" w:type="dxa"/>
+              <w:end w:w="55" w:type="dxa"/>
+            </w:tcMar>
+          </w:tcPr>
+          <w:p>
+            <w:pPr>
+              <w:spacing w:after="0"/>
+            </w:pPr>
+            <w:r>
+              <w:rPr>
+                <w:rFonts w:ascii="Times New Roman" w:hAnsi="Times New Roman"/>
+                <w:b w:val="0"/>
+                <w:sz w:val="20"/>
+              </w:rPr>
+              <w:t>Solvent_DCE</w:t>
+            </w:r>
+          </w:p>
+        </w:tc>
+        <w:tc>
+          <w:tcPr>
+            <w:tcW w:type="dxa" w:w="1728"/>
+            <w:tcMar>
+              <w:top w:w="40" w:type="dxa"/>
+              <w:start w:w="55" w:type="dxa"/>
+              <w:bottom w:w="40" w:type="dxa"/>
+              <w:end w:w="55" w:type="dxa"/>
+            </w:tcMar>
+          </w:tcPr>
+          <w:p>
+            <w:pPr>
+              <w:spacing w:after="0"/>
+            </w:pPr>
+            <w:r>
+              <w:rPr>
+                <w:rFonts w:ascii="Times New Roman" w:hAnsi="Times New Roman"/>
+                <w:b w:val="0"/>
+                <w:sz w:val="20"/>
+              </w:rPr>
+            </w:r>
+          </w:p>
+        </w:tc>
+        <w:tc>
+          <w:tcPr>
+            <w:tcW w:type="dxa" w:w="1728"/>
+            <w:tcMar>
+              <w:top w:w="40" w:type="dxa"/>
+              <w:start w:w="55" w:type="dxa"/>
+              <w:bottom w:w="40" w:type="dxa"/>
+              <w:end w:w="55" w:type="dxa"/>
+            </w:tcMar>
+          </w:tcPr>
+          <w:p>
+            <w:pPr>
+              <w:spacing w:after="0"/>
+            </w:pPr>
+            <w:r>
+              <w:rPr>
+                <w:rFonts w:ascii="Times New Roman" w:hAnsi="Times New Roman"/>
+                <w:b w:val="0"/>
+                <w:sz w:val="20"/>
+              </w:rPr>
+            </w:r>
+          </w:p>
+        </w:tc>
+        <w:tc>
+          <w:tcPr>
+            <w:tcW w:type="dxa" w:w="1728"/>
+            <w:tcMar>
+              <w:top w:w="40" w:type="dxa"/>
+              <w:start w:w="55" w:type="dxa"/>
+              <w:bottom w:w="40" w:type="dxa"/>
+              <w:end w:w="55" w:type="dxa"/>
+            </w:tcMar>
+          </w:tcPr>
+          <w:p>
+            <w:pPr>
+              <w:spacing w:after="0"/>
+            </w:pPr>
+            <w:r>
+              <w:rPr>
+                <w:rFonts w:ascii="Times New Roman" w:hAnsi="Times New Roman"/>
+                <w:b w:val="0"/>
+                <w:sz w:val="20"/>
+              </w:rPr>
+            </w:r>
+          </w:p>
+        </w:tc>
+        <w:tc>
+          <w:tcPr>
+            <w:tcW w:type="dxa" w:w="1728"/>
+            <w:tcMar>
+              <w:top w:w="40" w:type="dxa"/>
+              <w:start w:w="55" w:type="dxa"/>
+              <w:bottom w:w="40" w:type="dxa"/>
+              <w:end w:w="55" w:type="dxa"/>
+            </w:tcMar>
+          </w:tcPr>
+          <w:p>
+            <w:pPr>
+              <w:spacing w:after="0"/>
+            </w:pPr>
+            <w:r>
+              <w:rPr>
+                <w:rFonts w:ascii="Times New Roman" w:hAnsi="Times New Roman"/>
+                <w:b w:val="0"/>
+                <w:sz w:val="20"/>
+              </w:rPr>
+              <w:t>0.5</w:t>
+            </w:r>
+          </w:p>
+        </w:tc>
+      </w:tr>
+    </w:tbl>
+    <w:p/>
+    <w:p>
+      <w:r>
+        <w:rPr>
+          <w:b/>
+        </w:rPr>
+        <w:t>[AUTO SI: REACTION 3v]</w:t>
+      </w:r>
+    </w:p>
+    <w:tbl>
+      <w:tblPr>
+        <w:tblStyle w:val="TableGrid"/>
+        <w:tblW w:type="auto" w:w="0"/>
+        <w:tblLook w:firstColumn="1" w:firstRow="1" w:lastColumn="0" w:lastRow="0" w:noHBand="0" w:noVBand="1" w:val="04A0"/>
+      </w:tblPr>
+      <w:tblGrid>
+        <w:gridCol w:w="1728"/>
+        <w:gridCol w:w="1728"/>
+        <w:gridCol w:w="1728"/>
+        <w:gridCol w:w="1728"/>
+        <w:gridCol w:w="1728"/>
+      </w:tblGrid>
+      <w:tr>
+        <w:trPr>
+          <w:cantSplit/>
+        </w:trPr>
+        <w:tc>
+          <w:tcPr>
+            <w:tcW w:type="dxa" w:w="1728"/>
+            <w:tcMar>
+              <w:top w:w="40" w:type="dxa"/>
+              <w:start w:w="55" w:type="dxa"/>
+              <w:bottom w:w="40" w:type="dxa"/>
+              <w:end w:w="55" w:type="dxa"/>
+            </w:tcMar>
+          </w:tcPr>
+          <w:p>
+            <w:pPr>
+              <w:spacing w:after="0"/>
+            </w:pPr>
+            <w:r>
+              <w:rPr>
+                <w:rFonts w:ascii="Times New Roman" w:hAnsi="Times New Roman"/>
+                <w:b/>
+                <w:sz w:val="20"/>
+              </w:rPr>
+              <w:t>Reagents</w:t>
+            </w:r>
+          </w:p>
+        </w:tc>
+        <w:tc>
+          <w:tcPr>
+            <w:tcW w:type="dxa" w:w="1728"/>
+            <w:tcMar>
+              <w:top w:w="40" w:type="dxa"/>
+              <w:start w:w="55" w:type="dxa"/>
+              <w:bottom w:w="40" w:type="dxa"/>
+              <w:end w:w="55" w:type="dxa"/>
+            </w:tcMar>
+          </w:tcPr>
+          <w:p>
+            <w:pPr>
+              <w:spacing w:after="0"/>
+            </w:pPr>
+            <w:r>
+              <w:rPr>
+                <w:rFonts w:ascii="Times New Roman" w:hAnsi="Times New Roman"/>
+                <w:b/>
+                <w:sz w:val="20"/>
+              </w:rPr>
+              <w:t>equiv.</w:t>
+            </w:r>
+          </w:p>
+        </w:tc>
+        <w:tc>
+          <w:tcPr>
+            <w:tcW w:type="dxa" w:w="1728"/>
+            <w:tcMar>
+              <w:top w:w="40" w:type="dxa"/>
+              <w:start w:w="55" w:type="dxa"/>
+              <w:bottom w:w="40" w:type="dxa"/>
+              <w:end w:w="55" w:type="dxa"/>
+            </w:tcMar>
+          </w:tcPr>
+          <w:p>
+            <w:pPr>
+              <w:spacing w:after="0"/>
+            </w:pPr>
+            <w:r>
+              <w:rPr>
+                <w:rFonts w:ascii="Times New Roman" w:hAnsi="Times New Roman"/>
+                <w:b/>
+                <w:sz w:val="20"/>
+              </w:rPr>
+              <w:t>MW, g/mol</w:t>
+            </w:r>
+          </w:p>
+        </w:tc>
+        <w:tc>
+          <w:tcPr>
+            <w:tcW w:type="dxa" w:w="1728"/>
+            <w:tcMar>
+              <w:top w:w="40" w:type="dxa"/>
+              <w:start w:w="55" w:type="dxa"/>
+              <w:bottom w:w="40" w:type="dxa"/>
+              <w:end w:w="55" w:type="dxa"/>
+            </w:tcMar>
+          </w:tcPr>
+          <w:p>
+            <w:pPr>
+              <w:spacing w:after="0"/>
+            </w:pPr>
+            <w:r>
+              <w:rPr>
+                <w:rFonts w:ascii="Times New Roman" w:hAnsi="Times New Roman"/>
+                <w:b/>
+                <w:sz w:val="20"/>
+              </w:rPr>
+              <w:t>Density, g/ml</w:t>
+            </w:r>
+          </w:p>
+        </w:tc>
+        <w:tc>
+          <w:tcPr>
+            <w:tcW w:type="dxa" w:w="1728"/>
+            <w:tcMar>
+              <w:top w:w="40" w:type="dxa"/>
+              <w:start w:w="55" w:type="dxa"/>
+              <w:bottom w:w="40" w:type="dxa"/>
+              <w:end w:w="55" w:type="dxa"/>
+            </w:tcMar>
+          </w:tcPr>
+          <w:p>
+            <w:pPr>
+              <w:spacing w:after="0"/>
+            </w:pPr>
+            <w:r>
+              <w:rPr>
+                <w:rFonts w:ascii="Times New Roman" w:hAnsi="Times New Roman"/>
+                <w:b/>
+                <w:sz w:val="20"/>
+              </w:rPr>
+              <w:t>Concentration, M</w:t>
+            </w:r>
+          </w:p>
+        </w:tc>
+      </w:tr>
+      <w:tr>
+        <w:trPr>
+          <w:cantSplit/>
+        </w:trPr>
+        <w:tc>
+          <w:tcPr>
+            <w:tcW w:type="dxa" w:w="1728"/>
+            <w:tcMar>
+              <w:top w:w="40" w:type="dxa"/>
+              <w:start w:w="55" w:type="dxa"/>
+              <w:bottom w:w="40" w:type="dxa"/>
+              <w:end w:w="55" w:type="dxa"/>
+            </w:tcMar>
+          </w:tcPr>
+          <w:p>
+            <w:pPr>
+              <w:spacing w:after="0"/>
+            </w:pPr>
+            <w:r>
+              <w:rPr>
+                <w:rFonts w:ascii="Times New Roman" w:hAnsi="Times New Roman"/>
+                <w:b w:val="0"/>
+                <w:sz w:val="20"/>
+              </w:rPr>
+              <w:t>Reagent_1</w:t>
+            </w:r>
+          </w:p>
+        </w:tc>
+        <w:tc>
+          <w:tcPr>
+            <w:tcW w:type="dxa" w:w="1728"/>
+            <w:tcMar>
+              <w:top w:w="40" w:type="dxa"/>
+              <w:start w:w="55" w:type="dxa"/>
+              <w:bottom w:w="40" w:type="dxa"/>
+              <w:end w:w="55" w:type="dxa"/>
+            </w:tcMar>
+          </w:tcPr>
+          <w:p>
+            <w:pPr>
+              <w:spacing w:after="0"/>
+            </w:pPr>
+            <w:r>
+              <w:rPr>
+                <w:rFonts w:ascii="Times New Roman" w:hAnsi="Times New Roman"/>
+                <w:b w:val="0"/>
+                <w:sz w:val="20"/>
+              </w:rPr>
+              <w:t>1</w:t>
+            </w:r>
+          </w:p>
+        </w:tc>
+        <w:tc>
+          <w:tcPr>
+            <w:tcW w:type="dxa" w:w="1728"/>
+            <w:tcMar>
+              <w:top w:w="40" w:type="dxa"/>
+              <w:start w:w="55" w:type="dxa"/>
+              <w:bottom w:w="40" w:type="dxa"/>
+              <w:end w:w="55" w:type="dxa"/>
+            </w:tcMar>
+          </w:tcPr>
+          <w:p>
+            <w:pPr>
+              <w:spacing w:after="0"/>
+            </w:pPr>
+            <w:r>
+              <w:rPr>
+                <w:rFonts w:ascii="Times New Roman" w:hAnsi="Times New Roman"/>
+                <w:b w:val="0"/>
+                <w:sz w:val="20"/>
+              </w:rPr>
+            </w:r>
+          </w:p>
+        </w:tc>
+        <w:tc>
+          <w:tcPr>
+            <w:tcW w:type="dxa" w:w="1728"/>
+            <w:tcMar>
+              <w:top w:w="40" w:type="dxa"/>
+              <w:start w:w="55" w:type="dxa"/>
+              <w:bottom w:w="40" w:type="dxa"/>
+              <w:end w:w="55" w:type="dxa"/>
+            </w:tcMar>
+          </w:tcPr>
+          <w:p>
+            <w:pPr>
+              <w:spacing w:after="0"/>
+            </w:pPr>
+            <w:r>
+              <w:rPr>
+                <w:rFonts w:ascii="Times New Roman" w:hAnsi="Times New Roman"/>
+                <w:b w:val="0"/>
+                <w:sz w:val="20"/>
+              </w:rPr>
+            </w:r>
+          </w:p>
+        </w:tc>
+        <w:tc>
+          <w:tcPr>
+            <w:tcW w:type="dxa" w:w="1728"/>
+            <w:tcMar>
+              <w:top w:w="40" w:type="dxa"/>
+              <w:start w:w="55" w:type="dxa"/>
+              <w:bottom w:w="40" w:type="dxa"/>
+              <w:end w:w="55" w:type="dxa"/>
+            </w:tcMar>
+          </w:tcPr>
+          <w:p>
+            <w:pPr>
+              <w:spacing w:after="0"/>
+            </w:pPr>
+            <w:r>
+              <w:rPr>
+                <w:rFonts w:ascii="Times New Roman" w:hAnsi="Times New Roman"/>
+                <w:b w:val="0"/>
+                <w:sz w:val="20"/>
+              </w:rPr>
+            </w:r>
+          </w:p>
+        </w:tc>
+      </w:tr>
+      <w:tr>
+        <w:trPr>
+          <w:cantSplit/>
+        </w:trPr>
+        <w:tc>
+          <w:tcPr>
+            <w:tcW w:type="dxa" w:w="1728"/>
+            <w:tcMar>
+              <w:top w:w="40" w:type="dxa"/>
+              <w:start w:w="55" w:type="dxa"/>
+              <w:bottom w:w="40" w:type="dxa"/>
+              <w:end w:w="55" w:type="dxa"/>
+            </w:tcMar>
+          </w:tcPr>
+          <w:p>
+            <w:pPr>
+              <w:spacing w:after="0"/>
+            </w:pPr>
+            <w:r>
+              <w:rPr>
+                <w:rFonts w:ascii="Times New Roman" w:hAnsi="Times New Roman"/>
+                <w:b w:val="0"/>
+                <w:sz w:val="20"/>
+              </w:rPr>
+              <w:t>Reagent_2</w:t>
+            </w:r>
+          </w:p>
+        </w:tc>
+        <w:tc>
+          <w:tcPr>
+            <w:tcW w:type="dxa" w:w="1728"/>
+            <w:tcMar>
+              <w:top w:w="40" w:type="dxa"/>
+              <w:start w:w="55" w:type="dxa"/>
+              <w:bottom w:w="40" w:type="dxa"/>
+              <w:end w:w="55" w:type="dxa"/>
+            </w:tcMar>
+          </w:tcPr>
+          <w:p>
+            <w:pPr>
+              <w:spacing w:after="0"/>
+            </w:pPr>
+            <w:r>
+              <w:rPr>
+                <w:rFonts w:ascii="Times New Roman" w:hAnsi="Times New Roman"/>
+                <w:b w:val="0"/>
+                <w:sz w:val="20"/>
+              </w:rPr>
+              <w:t>2.5</w:t>
+            </w:r>
+          </w:p>
+        </w:tc>
+        <w:tc>
+          <w:tcPr>
+            <w:tcW w:type="dxa" w:w="1728"/>
+            <w:tcMar>
+              <w:top w:w="40" w:type="dxa"/>
+              <w:start w:w="55" w:type="dxa"/>
+              <w:bottom w:w="40" w:type="dxa"/>
+              <w:end w:w="55" w:type="dxa"/>
+            </w:tcMar>
+          </w:tcPr>
+          <w:p>
+            <w:pPr>
+              <w:spacing w:after="0"/>
+            </w:pPr>
+            <w:r>
+              <w:rPr>
+                <w:rFonts w:ascii="Times New Roman" w:hAnsi="Times New Roman"/>
+                <w:b w:val="0"/>
+                <w:sz w:val="20"/>
+              </w:rPr>
+            </w:r>
+          </w:p>
+        </w:tc>
+        <w:tc>
+          <w:tcPr>
+            <w:tcW w:type="dxa" w:w="1728"/>
+            <w:tcMar>
+              <w:top w:w="40" w:type="dxa"/>
+              <w:start w:w="55" w:type="dxa"/>
+              <w:bottom w:w="40" w:type="dxa"/>
+              <w:end w:w="55" w:type="dxa"/>
+            </w:tcMar>
+          </w:tcPr>
+          <w:p>
+            <w:pPr>
+              <w:spacing w:after="0"/>
+            </w:pPr>
+            <w:r>
+              <w:rPr>
+                <w:rFonts w:ascii="Times New Roman" w:hAnsi="Times New Roman"/>
+                <w:b w:val="0"/>
+                <w:sz w:val="20"/>
+              </w:rPr>
+            </w:r>
+          </w:p>
+        </w:tc>
+        <w:tc>
+          <w:tcPr>
+            <w:tcW w:type="dxa" w:w="1728"/>
+            <w:tcMar>
+              <w:top w:w="40" w:type="dxa"/>
+              <w:start w:w="55" w:type="dxa"/>
+              <w:bottom w:w="40" w:type="dxa"/>
+              <w:end w:w="55" w:type="dxa"/>
+            </w:tcMar>
+          </w:tcPr>
+          <w:p>
+            <w:pPr>
+              <w:spacing w:after="0"/>
+            </w:pPr>
+            <w:r>
+              <w:rPr>
+                <w:rFonts w:ascii="Times New Roman" w:hAnsi="Times New Roman"/>
+                <w:b w:val="0"/>
+                <w:sz w:val="20"/>
+              </w:rPr>
+            </w:r>
+          </w:p>
+        </w:tc>
+      </w:tr>
+      <w:tr>
+        <w:trPr>
+          <w:cantSplit/>
+        </w:trPr>
+        <w:tc>
+          <w:tcPr>
+            <w:tcW w:type="dxa" w:w="1728"/>
+            <w:tcMar>
+              <w:top w:w="40" w:type="dxa"/>
+              <w:start w:w="55" w:type="dxa"/>
+              <w:bottom w:w="40" w:type="dxa"/>
+              <w:end w:w="55" w:type="dxa"/>
+            </w:tcMar>
+          </w:tcPr>
+          <w:p>
+            <w:pPr>
+              <w:spacing w:after="0"/>
+            </w:pPr>
+            <w:r>
+              <w:rPr>
+                <w:rFonts w:ascii="Times New Roman" w:hAnsi="Times New Roman"/>
+                <w:b w:val="0"/>
+                <w:sz w:val="20"/>
+              </w:rPr>
+              <w:t>Solvent_DCM</w:t>
+            </w:r>
+          </w:p>
+        </w:tc>
+        <w:tc>
+          <w:tcPr>
+            <w:tcW w:type="dxa" w:w="1728"/>
+            <w:tcMar>
+              <w:top w:w="40" w:type="dxa"/>
+              <w:start w:w="55" w:type="dxa"/>
+              <w:bottom w:w="40" w:type="dxa"/>
+              <w:end w:w="55" w:type="dxa"/>
+            </w:tcMar>
+          </w:tcPr>
+          <w:p>
+            <w:pPr>
+              <w:spacing w:after="0"/>
+            </w:pPr>
+            <w:r>
+              <w:rPr>
+                <w:rFonts w:ascii="Times New Roman" w:hAnsi="Times New Roman"/>
+                <w:b w:val="0"/>
+                <w:sz w:val="20"/>
+              </w:rPr>
+            </w:r>
+          </w:p>
+        </w:tc>
+        <w:tc>
+          <w:tcPr>
+            <w:tcW w:type="dxa" w:w="1728"/>
+            <w:tcMar>
+              <w:top w:w="40" w:type="dxa"/>
+              <w:start w:w="55" w:type="dxa"/>
+              <w:bottom w:w="40" w:type="dxa"/>
+              <w:end w:w="55" w:type="dxa"/>
+            </w:tcMar>
+          </w:tcPr>
+          <w:p>
+            <w:pPr>
+              <w:spacing w:after="0"/>
+            </w:pPr>
+            <w:r>
+              <w:rPr>
+                <w:rFonts w:ascii="Times New Roman" w:hAnsi="Times New Roman"/>
+                <w:b w:val="0"/>
+                <w:sz w:val="20"/>
+              </w:rPr>
+            </w:r>
+          </w:p>
+        </w:tc>
+        <w:tc>
+          <w:tcPr>
+            <w:tcW w:type="dxa" w:w="1728"/>
+            <w:tcMar>
+              <w:top w:w="40" w:type="dxa"/>
+              <w:start w:w="55" w:type="dxa"/>
+              <w:bottom w:w="40" w:type="dxa"/>
+              <w:end w:w="55" w:type="dxa"/>
+            </w:tcMar>
+          </w:tcPr>
+          <w:p>
+            <w:pPr>
+              <w:spacing w:after="0"/>
+            </w:pPr>
+            <w:r>
+              <w:rPr>
+                <w:rFonts w:ascii="Times New Roman" w:hAnsi="Times New Roman"/>
+                <w:b w:val="0"/>
+                <w:sz w:val="20"/>
+              </w:rPr>
+            </w:r>
+          </w:p>
+        </w:tc>
+        <w:tc>
+          <w:tcPr>
+            <w:tcW w:type="dxa" w:w="1728"/>
+            <w:tcMar>
+              <w:top w:w="40" w:type="dxa"/>
+              <w:start w:w="55" w:type="dxa"/>
+              <w:bottom w:w="40" w:type="dxa"/>
+              <w:end w:w="55" w:type="dxa"/>
+            </w:tcMar>
+          </w:tcPr>
+          <w:p>
+            <w:pPr>
+              <w:spacing w:after="0"/>
+            </w:pPr>
+            <w:r>
+              <w:rPr>
+                <w:rFonts w:ascii="Times New Roman" w:hAnsi="Times New Roman"/>
+                <w:b w:val="0"/>
+                <w:sz w:val="20"/>
+              </w:rPr>
+              <w:t>0.5</w:t>
+            </w:r>
+          </w:p>
+        </w:tc>
+      </w:tr>
+    </w:tbl>
+    <w:p/>
+    <w:p>
+      <w:r>
+        <w:rPr>
+          <w:b/>
+        </w:rPr>
+        <w:t>[AUTO SI: REACTION 3w]</w:t>
+      </w:r>
+    </w:p>
+    <w:tbl>
+      <w:tblPr>
+        <w:tblStyle w:val="TableGrid"/>
+        <w:tblW w:type="auto" w:w="0"/>
+        <w:tblLook w:firstColumn="1" w:firstRow="1" w:lastColumn="0" w:lastRow="0" w:noHBand="0" w:noVBand="1" w:val="04A0"/>
+      </w:tblPr>
+      <w:tblGrid>
+        <w:gridCol w:w="1728"/>
+        <w:gridCol w:w="1728"/>
+        <w:gridCol w:w="1728"/>
+        <w:gridCol w:w="1728"/>
+        <w:gridCol w:w="1728"/>
+      </w:tblGrid>
+      <w:tr>
+        <w:trPr>
+          <w:cantSplit/>
+        </w:trPr>
+        <w:tc>
+          <w:tcPr>
+            <w:tcW w:type="dxa" w:w="1728"/>
+            <w:tcMar>
+              <w:top w:w="40" w:type="dxa"/>
+              <w:start w:w="55" w:type="dxa"/>
+              <w:bottom w:w="40" w:type="dxa"/>
+              <w:end w:w="55" w:type="dxa"/>
+            </w:tcMar>
+          </w:tcPr>
+          <w:p>
+            <w:pPr>
+              <w:spacing w:after="0"/>
+            </w:pPr>
+            <w:r>
+              <w:rPr>
+                <w:rFonts w:ascii="Times New Roman" w:hAnsi="Times New Roman"/>
+                <w:b/>
+                <w:sz w:val="20"/>
+              </w:rPr>
+              <w:t>Reagents</w:t>
+            </w:r>
+          </w:p>
+        </w:tc>
+        <w:tc>
+          <w:tcPr>
+            <w:tcW w:type="dxa" w:w="1728"/>
+            <w:tcMar>
+              <w:top w:w="40" w:type="dxa"/>
+              <w:start w:w="55" w:type="dxa"/>
+              <w:bottom w:w="40" w:type="dxa"/>
+              <w:end w:w="55" w:type="dxa"/>
+            </w:tcMar>
+          </w:tcPr>
+          <w:p>
+            <w:pPr>
+              <w:spacing w:after="0"/>
+            </w:pPr>
+            <w:r>
+              <w:rPr>
+                <w:rFonts w:ascii="Times New Roman" w:hAnsi="Times New Roman"/>
+                <w:b/>
+                <w:sz w:val="20"/>
+              </w:rPr>
+              <w:t>equiv.</w:t>
+            </w:r>
+          </w:p>
+        </w:tc>
+        <w:tc>
+          <w:tcPr>
+            <w:tcW w:type="dxa" w:w="1728"/>
+            <w:tcMar>
+              <w:top w:w="40" w:type="dxa"/>
+              <w:start w:w="55" w:type="dxa"/>
+              <w:bottom w:w="40" w:type="dxa"/>
+              <w:end w:w="55" w:type="dxa"/>
+            </w:tcMar>
+          </w:tcPr>
+          <w:p>
+            <w:pPr>
+              <w:spacing w:after="0"/>
+            </w:pPr>
+            <w:r>
+              <w:rPr>
+                <w:rFonts w:ascii="Times New Roman" w:hAnsi="Times New Roman"/>
+                <w:b/>
+                <w:sz w:val="20"/>
+              </w:rPr>
+              <w:t>MW, g/mol</w:t>
+            </w:r>
+          </w:p>
+        </w:tc>
+        <w:tc>
+          <w:tcPr>
+            <w:tcW w:type="dxa" w:w="1728"/>
+            <w:tcMar>
+              <w:top w:w="40" w:type="dxa"/>
+              <w:start w:w="55" w:type="dxa"/>
+              <w:bottom w:w="40" w:type="dxa"/>
+              <w:end w:w="55" w:type="dxa"/>
+            </w:tcMar>
+          </w:tcPr>
+          <w:p>
+            <w:pPr>
+              <w:spacing w:after="0"/>
+            </w:pPr>
+            <w:r>
+              <w:rPr>
+                <w:rFonts w:ascii="Times New Roman" w:hAnsi="Times New Roman"/>
+                <w:b/>
+                <w:sz w:val="20"/>
+              </w:rPr>
+              <w:t>Density, g/ml</w:t>
+            </w:r>
+          </w:p>
+        </w:tc>
+        <w:tc>
+          <w:tcPr>
+            <w:tcW w:type="dxa" w:w="1728"/>
+            <w:tcMar>
+              <w:top w:w="40" w:type="dxa"/>
+              <w:start w:w="55" w:type="dxa"/>
+              <w:bottom w:w="40" w:type="dxa"/>
+              <w:end w:w="55" w:type="dxa"/>
+            </w:tcMar>
+          </w:tcPr>
+          <w:p>
+            <w:pPr>
+              <w:spacing w:after="0"/>
+            </w:pPr>
+            <w:r>
+              <w:rPr>
+                <w:rFonts w:ascii="Times New Roman" w:hAnsi="Times New Roman"/>
+                <w:b/>
+                <w:sz w:val="20"/>
+              </w:rPr>
+              <w:t>Concentration, M</w:t>
+            </w:r>
+          </w:p>
+        </w:tc>
+      </w:tr>
+      <w:tr>
+        <w:trPr>
+          <w:cantSplit/>
+        </w:trPr>
+        <w:tc>
+          <w:tcPr>
+            <w:tcW w:type="dxa" w:w="1728"/>
+            <w:tcMar>
+              <w:top w:w="40" w:type="dxa"/>
+              <w:start w:w="55" w:type="dxa"/>
+              <w:bottom w:w="40" w:type="dxa"/>
+              <w:end w:w="55" w:type="dxa"/>
+            </w:tcMar>
+          </w:tcPr>
+          <w:p>
+            <w:pPr>
+              <w:spacing w:after="0"/>
+            </w:pPr>
+            <w:r>
+              <w:rPr>
+                <w:rFonts w:ascii="Times New Roman" w:hAnsi="Times New Roman"/>
+                <w:b w:val="0"/>
+                <w:sz w:val="20"/>
+              </w:rPr>
+              <w:t>Reagent_1</w:t>
+            </w:r>
+          </w:p>
+        </w:tc>
+        <w:tc>
+          <w:tcPr>
+            <w:tcW w:type="dxa" w:w="1728"/>
+            <w:tcMar>
+              <w:top w:w="40" w:type="dxa"/>
+              <w:start w:w="55" w:type="dxa"/>
+              <w:bottom w:w="40" w:type="dxa"/>
+              <w:end w:w="55" w:type="dxa"/>
+            </w:tcMar>
+          </w:tcPr>
+          <w:p>
+            <w:pPr>
+              <w:spacing w:after="0"/>
+            </w:pPr>
+            <w:r>
+              <w:rPr>
+                <w:rFonts w:ascii="Times New Roman" w:hAnsi="Times New Roman"/>
+                <w:b w:val="0"/>
+                <w:sz w:val="20"/>
+              </w:rPr>
+              <w:t>1</w:t>
+            </w:r>
+          </w:p>
+        </w:tc>
+        <w:tc>
+          <w:tcPr>
+            <w:tcW w:type="dxa" w:w="1728"/>
+            <w:tcMar>
+              <w:top w:w="40" w:type="dxa"/>
+              <w:start w:w="55" w:type="dxa"/>
+              <w:bottom w:w="40" w:type="dxa"/>
+              <w:end w:w="55" w:type="dxa"/>
+            </w:tcMar>
+          </w:tcPr>
+          <w:p>
+            <w:pPr>
+              <w:spacing w:after="0"/>
+            </w:pPr>
+            <w:r>
+              <w:rPr>
+                <w:rFonts w:ascii="Times New Roman" w:hAnsi="Times New Roman"/>
+                <w:b w:val="0"/>
+                <w:sz w:val="20"/>
+              </w:rPr>
+            </w:r>
+          </w:p>
+        </w:tc>
+        <w:tc>
+          <w:tcPr>
+            <w:tcW w:type="dxa" w:w="1728"/>
+            <w:tcMar>
+              <w:top w:w="40" w:type="dxa"/>
+              <w:start w:w="55" w:type="dxa"/>
+              <w:bottom w:w="40" w:type="dxa"/>
+              <w:end w:w="55" w:type="dxa"/>
+            </w:tcMar>
+          </w:tcPr>
+          <w:p>
+            <w:pPr>
+              <w:spacing w:after="0"/>
+            </w:pPr>
+            <w:r>
+              <w:rPr>
+                <w:rFonts w:ascii="Times New Roman" w:hAnsi="Times New Roman"/>
+                <w:b w:val="0"/>
+                <w:sz w:val="20"/>
+              </w:rPr>
+            </w:r>
+          </w:p>
+        </w:tc>
+        <w:tc>
+          <w:tcPr>
+            <w:tcW w:type="dxa" w:w="1728"/>
+            <w:tcMar>
+              <w:top w:w="40" w:type="dxa"/>
+              <w:start w:w="55" w:type="dxa"/>
+              <w:bottom w:w="40" w:type="dxa"/>
+              <w:end w:w="55" w:type="dxa"/>
+            </w:tcMar>
+          </w:tcPr>
+          <w:p>
+            <w:pPr>
+              <w:spacing w:after="0"/>
+            </w:pPr>
+            <w:r>
+              <w:rPr>
+                <w:rFonts w:ascii="Times New Roman" w:hAnsi="Times New Roman"/>
+                <w:b w:val="0"/>
+                <w:sz w:val="20"/>
+              </w:rPr>
+            </w:r>
+          </w:p>
+        </w:tc>
+      </w:tr>
+      <w:tr>
+        <w:trPr>
+          <w:cantSplit/>
+        </w:trPr>
+        <w:tc>
+          <w:tcPr>
+            <w:tcW w:type="dxa" w:w="1728"/>
+            <w:tcMar>
+              <w:top w:w="40" w:type="dxa"/>
+              <w:start w:w="55" w:type="dxa"/>
+              <w:bottom w:w="40" w:type="dxa"/>
+              <w:end w:w="55" w:type="dxa"/>
+            </w:tcMar>
+          </w:tcPr>
+          <w:p>
+            <w:pPr>
+              <w:spacing w:after="0"/>
+            </w:pPr>
+            <w:r>
+              <w:rPr>
+                <w:rFonts w:ascii="Times New Roman" w:hAnsi="Times New Roman"/>
+                <w:b w:val="0"/>
+                <w:sz w:val="20"/>
+              </w:rPr>
+              <w:t>Reagent_2</w:t>
+            </w:r>
+          </w:p>
+        </w:tc>
+        <w:tc>
+          <w:tcPr>
+            <w:tcW w:type="dxa" w:w="1728"/>
+            <w:tcMar>
+              <w:top w:w="40" w:type="dxa"/>
+              <w:start w:w="55" w:type="dxa"/>
+              <w:bottom w:w="40" w:type="dxa"/>
+              <w:end w:w="55" w:type="dxa"/>
+            </w:tcMar>
+          </w:tcPr>
+          <w:p>
+            <w:pPr>
+              <w:spacing w:after="0"/>
+            </w:pPr>
+            <w:r>
+              <w:rPr>
+                <w:rFonts w:ascii="Times New Roman" w:hAnsi="Times New Roman"/>
+                <w:b w:val="0"/>
+                <w:sz w:val="20"/>
+              </w:rPr>
+              <w:t>2.5</w:t>
+            </w:r>
+          </w:p>
+        </w:tc>
+        <w:tc>
+          <w:tcPr>
+            <w:tcW w:type="dxa" w:w="1728"/>
+            <w:tcMar>
+              <w:top w:w="40" w:type="dxa"/>
+              <w:start w:w="55" w:type="dxa"/>
+              <w:bottom w:w="40" w:type="dxa"/>
+              <w:end w:w="55" w:type="dxa"/>
+            </w:tcMar>
+          </w:tcPr>
+          <w:p>
+            <w:pPr>
+              <w:spacing w:after="0"/>
+            </w:pPr>
+            <w:r>
+              <w:rPr>
+                <w:rFonts w:ascii="Times New Roman" w:hAnsi="Times New Roman"/>
+                <w:b w:val="0"/>
+                <w:sz w:val="20"/>
+              </w:rPr>
+            </w:r>
+          </w:p>
+        </w:tc>
+        <w:tc>
+          <w:tcPr>
+            <w:tcW w:type="dxa" w:w="1728"/>
+            <w:tcMar>
+              <w:top w:w="40" w:type="dxa"/>
+              <w:start w:w="55" w:type="dxa"/>
+              <w:bottom w:w="40" w:type="dxa"/>
+              <w:end w:w="55" w:type="dxa"/>
+            </w:tcMar>
+          </w:tcPr>
+          <w:p>
+            <w:pPr>
+              <w:spacing w:after="0"/>
+            </w:pPr>
+            <w:r>
+              <w:rPr>
+                <w:rFonts w:ascii="Times New Roman" w:hAnsi="Times New Roman"/>
+                <w:b w:val="0"/>
+                <w:sz w:val="20"/>
+              </w:rPr>
+            </w:r>
+          </w:p>
+        </w:tc>
+        <w:tc>
+          <w:tcPr>
+            <w:tcW w:type="dxa" w:w="1728"/>
+            <w:tcMar>
+              <w:top w:w="40" w:type="dxa"/>
+              <w:start w:w="55" w:type="dxa"/>
+              <w:bottom w:w="40" w:type="dxa"/>
+              <w:end w:w="55" w:type="dxa"/>
+            </w:tcMar>
+          </w:tcPr>
+          <w:p>
+            <w:pPr>
+              <w:spacing w:after="0"/>
+            </w:pPr>
+            <w:r>
+              <w:rPr>
+                <w:rFonts w:ascii="Times New Roman" w:hAnsi="Times New Roman"/>
+                <w:b w:val="0"/>
+                <w:sz w:val="20"/>
+              </w:rPr>
+            </w:r>
+          </w:p>
+        </w:tc>
+      </w:tr>
+      <w:tr>
+        <w:trPr>
+          <w:cantSplit/>
+        </w:trPr>
+        <w:tc>
+          <w:tcPr>
+            <w:tcW w:type="dxa" w:w="1728"/>
+            <w:tcMar>
+              <w:top w:w="40" w:type="dxa"/>
+              <w:start w:w="55" w:type="dxa"/>
+              <w:bottom w:w="40" w:type="dxa"/>
+              <w:end w:w="55" w:type="dxa"/>
+            </w:tcMar>
+          </w:tcPr>
+          <w:p>
+            <w:pPr>
+              <w:spacing w:after="0"/>
+            </w:pPr>
+            <w:r>
+              <w:rPr>
+                <w:rFonts w:ascii="Times New Roman" w:hAnsi="Times New Roman"/>
+                <w:b w:val="0"/>
+                <w:sz w:val="20"/>
+              </w:rPr>
+              <w:t>Solvent_DCE</w:t>
+            </w:r>
+          </w:p>
+        </w:tc>
+        <w:tc>
+          <w:tcPr>
+            <w:tcW w:type="dxa" w:w="1728"/>
+            <w:tcMar>
+              <w:top w:w="40" w:type="dxa"/>
+              <w:start w:w="55" w:type="dxa"/>
+              <w:bottom w:w="40" w:type="dxa"/>
+              <w:end w:w="55" w:type="dxa"/>
+            </w:tcMar>
+          </w:tcPr>
+          <w:p>
+            <w:pPr>
+              <w:spacing w:after="0"/>
+            </w:pPr>
+            <w:r>
+              <w:rPr>
+                <w:rFonts w:ascii="Times New Roman" w:hAnsi="Times New Roman"/>
+                <w:b w:val="0"/>
+                <w:sz w:val="20"/>
+              </w:rPr>
+            </w:r>
+          </w:p>
+        </w:tc>
+        <w:tc>
+          <w:tcPr>
+            <w:tcW w:type="dxa" w:w="1728"/>
+            <w:tcMar>
+              <w:top w:w="40" w:type="dxa"/>
+              <w:start w:w="55" w:type="dxa"/>
+              <w:bottom w:w="40" w:type="dxa"/>
+              <w:end w:w="55" w:type="dxa"/>
+            </w:tcMar>
+          </w:tcPr>
+          <w:p>
+            <w:pPr>
+              <w:spacing w:after="0"/>
+            </w:pPr>
+            <w:r>
+              <w:rPr>
+                <w:rFonts w:ascii="Times New Roman" w:hAnsi="Times New Roman"/>
+                <w:b w:val="0"/>
+                <w:sz w:val="20"/>
+              </w:rPr>
+            </w:r>
+          </w:p>
+        </w:tc>
+        <w:tc>
+          <w:tcPr>
+            <w:tcW w:type="dxa" w:w="1728"/>
+            <w:tcMar>
+              <w:top w:w="40" w:type="dxa"/>
+              <w:start w:w="55" w:type="dxa"/>
+              <w:bottom w:w="40" w:type="dxa"/>
+              <w:end w:w="55" w:type="dxa"/>
+            </w:tcMar>
+          </w:tcPr>
+          <w:p>
+            <w:pPr>
+              <w:spacing w:after="0"/>
+            </w:pPr>
+            <w:r>
+              <w:rPr>
+                <w:rFonts w:ascii="Times New Roman" w:hAnsi="Times New Roman"/>
+                <w:b w:val="0"/>
+                <w:sz w:val="20"/>
+              </w:rPr>
+            </w:r>
+          </w:p>
+        </w:tc>
+        <w:tc>
+          <w:tcPr>
+            <w:tcW w:type="dxa" w:w="1728"/>
+            <w:tcMar>
+              <w:top w:w="40" w:type="dxa"/>
+              <w:start w:w="55" w:type="dxa"/>
+              <w:bottom w:w="40" w:type="dxa"/>
+              <w:end w:w="55" w:type="dxa"/>
+            </w:tcMar>
+          </w:tcPr>
+          <w:p>
+            <w:pPr>
+              <w:spacing w:after="0"/>
+            </w:pPr>
+            <w:r>
+              <w:rPr>
+                <w:rFonts w:ascii="Times New Roman" w:hAnsi="Times New Roman"/>
+                <w:b w:val="0"/>
+                <w:sz w:val="20"/>
+              </w:rPr>
+              <w:t>0.5</w:t>
+            </w:r>
+          </w:p>
+        </w:tc>
+      </w:tr>
+    </w:tbl>
+    <w:p/>
+    <w:p>
+      <w:r>
+        <w:rPr>
+          <w:b/>
+        </w:rPr>
+        <w:t>[AUTO SI: REACTION 5]</w:t>
+      </w:r>
+    </w:p>
+    <w:tbl>
+      <w:tblPr>
+        <w:tblStyle w:val="TableGrid"/>
+        <w:tblW w:type="auto" w:w="0"/>
+        <w:tblLook w:firstColumn="1" w:firstRow="1" w:lastColumn="0" w:lastRow="0" w:noHBand="0" w:noVBand="1" w:val="04A0"/>
+      </w:tblPr>
+      <w:tblGrid>
+        <w:gridCol w:w="1728"/>
+        <w:gridCol w:w="1728"/>
+        <w:gridCol w:w="1728"/>
+        <w:gridCol w:w="1728"/>
+        <w:gridCol w:w="1728"/>
+      </w:tblGrid>
+      <w:tr>
+        <w:trPr>
+          <w:cantSplit/>
+        </w:trPr>
+        <w:tc>
+          <w:tcPr>
+            <w:tcW w:type="dxa" w:w="1728"/>
+            <w:tcMar>
+              <w:top w:w="40" w:type="dxa"/>
+              <w:start w:w="55" w:type="dxa"/>
+              <w:bottom w:w="40" w:type="dxa"/>
+              <w:end w:w="55" w:type="dxa"/>
+            </w:tcMar>
+          </w:tcPr>
+          <w:p>
+            <w:pPr>
+              <w:spacing w:after="0"/>
+            </w:pPr>
+            <w:r>
+              <w:rPr>
+                <w:rFonts w:ascii="Times New Roman" w:hAnsi="Times New Roman"/>
+                <w:b/>
+                <w:sz w:val="20"/>
+              </w:rPr>
+              <w:t>Reagents</w:t>
+            </w:r>
+          </w:p>
+        </w:tc>
+        <w:tc>
+          <w:tcPr>
+            <w:tcW w:type="dxa" w:w="1728"/>
+            <w:tcMar>
+              <w:top w:w="40" w:type="dxa"/>
+              <w:start w:w="55" w:type="dxa"/>
+              <w:bottom w:w="40" w:type="dxa"/>
+              <w:end w:w="55" w:type="dxa"/>
+            </w:tcMar>
+          </w:tcPr>
+          <w:p>
+            <w:pPr>
+              <w:spacing w:after="0"/>
+            </w:pPr>
+            <w:r>
+              <w:rPr>
+                <w:rFonts w:ascii="Times New Roman" w:hAnsi="Times New Roman"/>
+                <w:b/>
+                <w:sz w:val="20"/>
+              </w:rPr>
+              <w:t>equiv.</w:t>
+            </w:r>
+          </w:p>
+        </w:tc>
+        <w:tc>
+          <w:tcPr>
+            <w:tcW w:type="dxa" w:w="1728"/>
+            <w:tcMar>
+              <w:top w:w="40" w:type="dxa"/>
+              <w:start w:w="55" w:type="dxa"/>
+              <w:bottom w:w="40" w:type="dxa"/>
+              <w:end w:w="55" w:type="dxa"/>
+            </w:tcMar>
+          </w:tcPr>
+          <w:p>
+            <w:pPr>
+              <w:spacing w:after="0"/>
+            </w:pPr>
+            <w:r>
+              <w:rPr>
+                <w:rFonts w:ascii="Times New Roman" w:hAnsi="Times New Roman"/>
+                <w:b/>
+                <w:sz w:val="20"/>
+              </w:rPr>
+              <w:t>MW, g/mol</w:t>
+            </w:r>
+          </w:p>
+        </w:tc>
+        <w:tc>
+          <w:tcPr>
+            <w:tcW w:type="dxa" w:w="1728"/>
+            <w:tcMar>
+              <w:top w:w="40" w:type="dxa"/>
+              <w:start w:w="55" w:type="dxa"/>
+              <w:bottom w:w="40" w:type="dxa"/>
+              <w:end w:w="55" w:type="dxa"/>
+            </w:tcMar>
+          </w:tcPr>
+          <w:p>
+            <w:pPr>
+              <w:spacing w:after="0"/>
+            </w:pPr>
+            <w:r>
+              <w:rPr>
+                <w:rFonts w:ascii="Times New Roman" w:hAnsi="Times New Roman"/>
+                <w:b/>
+                <w:sz w:val="20"/>
+              </w:rPr>
+              <w:t>Density, g/ml</w:t>
+            </w:r>
+          </w:p>
+        </w:tc>
+        <w:tc>
+          <w:tcPr>
+            <w:tcW w:type="dxa" w:w="1728"/>
+            <w:tcMar>
+              <w:top w:w="40" w:type="dxa"/>
+              <w:start w:w="55" w:type="dxa"/>
+              <w:bottom w:w="40" w:type="dxa"/>
+              <w:end w:w="55" w:type="dxa"/>
+            </w:tcMar>
+          </w:tcPr>
+          <w:p>
+            <w:pPr>
+              <w:spacing w:after="0"/>
+            </w:pPr>
+            <w:r>
+              <w:rPr>
+                <w:rFonts w:ascii="Times New Roman" w:hAnsi="Times New Roman"/>
+                <w:b/>
+                <w:sz w:val="20"/>
+              </w:rPr>
+              <w:t>Concentration, M</w:t>
+            </w:r>
+          </w:p>
+        </w:tc>
+      </w:tr>
+      <w:tr>
+        <w:trPr>
+          <w:cantSplit/>
+        </w:trPr>
+        <w:tc>
+          <w:tcPr>
+            <w:tcW w:type="dxa" w:w="1728"/>
+            <w:tcMar>
+              <w:top w:w="40" w:type="dxa"/>
+              <w:start w:w="55" w:type="dxa"/>
+              <w:bottom w:w="40" w:type="dxa"/>
+              <w:end w:w="55" w:type="dxa"/>
+            </w:tcMar>
+          </w:tcPr>
+          <w:p>
+            <w:pPr>
+              <w:spacing w:after="0"/>
+            </w:pPr>
+            <w:r>
+              <w:rPr>
+                <w:rFonts w:ascii="Times New Roman" w:hAnsi="Times New Roman"/>
+                <w:b w:val="0"/>
+                <w:sz w:val="20"/>
+              </w:rPr>
+              <w:t>Reagent_1</w:t>
+            </w:r>
+          </w:p>
+        </w:tc>
+        <w:tc>
+          <w:tcPr>
+            <w:tcW w:type="dxa" w:w="1728"/>
+            <w:tcMar>
+              <w:top w:w="40" w:type="dxa"/>
+              <w:start w:w="55" w:type="dxa"/>
+              <w:bottom w:w="40" w:type="dxa"/>
+              <w:end w:w="55" w:type="dxa"/>
+            </w:tcMar>
+          </w:tcPr>
+          <w:p>
+            <w:pPr>
+              <w:spacing w:after="0"/>
+            </w:pPr>
+            <w:r>
+              <w:rPr>
+                <w:rFonts w:ascii="Times New Roman" w:hAnsi="Times New Roman"/>
+                <w:b w:val="0"/>
+                <w:sz w:val="20"/>
+              </w:rPr>
+              <w:t>1</w:t>
+            </w:r>
+          </w:p>
+        </w:tc>
+        <w:tc>
+          <w:tcPr>
+            <w:tcW w:type="dxa" w:w="1728"/>
+            <w:tcMar>
+              <w:top w:w="40" w:type="dxa"/>
+              <w:start w:w="55" w:type="dxa"/>
+              <w:bottom w:w="40" w:type="dxa"/>
+              <w:end w:w="55" w:type="dxa"/>
+            </w:tcMar>
+          </w:tcPr>
+          <w:p>
+            <w:pPr>
+              <w:spacing w:after="0"/>
+            </w:pPr>
+            <w:r>
+              <w:rPr>
+                <w:rFonts w:ascii="Times New Roman" w:hAnsi="Times New Roman"/>
+                <w:b w:val="0"/>
+                <w:sz w:val="20"/>
+              </w:rPr>
+            </w:r>
+          </w:p>
+        </w:tc>
+        <w:tc>
+          <w:tcPr>
+            <w:tcW w:type="dxa" w:w="1728"/>
+            <w:tcMar>
+              <w:top w:w="40" w:type="dxa"/>
+              <w:start w:w="55" w:type="dxa"/>
+              <w:bottom w:w="40" w:type="dxa"/>
+              <w:end w:w="55" w:type="dxa"/>
+            </w:tcMar>
+          </w:tcPr>
+          <w:p>
+            <w:pPr>
+              <w:spacing w:after="0"/>
+            </w:pPr>
+            <w:r>
+              <w:rPr>
+                <w:rFonts w:ascii="Times New Roman" w:hAnsi="Times New Roman"/>
+                <w:b w:val="0"/>
+                <w:sz w:val="20"/>
+              </w:rPr>
+            </w:r>
+          </w:p>
+        </w:tc>
+        <w:tc>
+          <w:tcPr>
+            <w:tcW w:type="dxa" w:w="1728"/>
+            <w:tcMar>
+              <w:top w:w="40" w:type="dxa"/>
+              <w:start w:w="55" w:type="dxa"/>
+              <w:bottom w:w="40" w:type="dxa"/>
+              <w:end w:w="55" w:type="dxa"/>
+            </w:tcMar>
+          </w:tcPr>
+          <w:p>
+            <w:pPr>
+              <w:spacing w:after="0"/>
+            </w:pPr>
+            <w:r>
+              <w:rPr>
+                <w:rFonts w:ascii="Times New Roman" w:hAnsi="Times New Roman"/>
+                <w:b w:val="0"/>
+                <w:sz w:val="20"/>
+              </w:rPr>
+            </w:r>
+          </w:p>
+        </w:tc>
+      </w:tr>
+      <w:tr>
+        <w:trPr>
+          <w:cantSplit/>
+        </w:trPr>
+        <w:tc>
+          <w:tcPr>
+            <w:tcW w:type="dxa" w:w="1728"/>
+            <w:tcMar>
+              <w:top w:w="40" w:type="dxa"/>
+              <w:start w:w="55" w:type="dxa"/>
+              <w:bottom w:w="40" w:type="dxa"/>
+              <w:end w:w="55" w:type="dxa"/>
+            </w:tcMar>
+          </w:tcPr>
+          <w:p>
+            <w:pPr>
+              <w:spacing w:after="0"/>
+            </w:pPr>
+            <w:r>
+              <w:rPr>
+                <w:rFonts w:ascii="Times New Roman" w:hAnsi="Times New Roman"/>
+                <w:b w:val="0"/>
+                <w:sz w:val="20"/>
+              </w:rPr>
+              <w:t>Boronic_acid</w:t>
+            </w:r>
+          </w:p>
+        </w:tc>
+        <w:tc>
+          <w:tcPr>
+            <w:tcW w:type="dxa" w:w="1728"/>
+            <w:tcMar>
+              <w:top w:w="40" w:type="dxa"/>
+              <w:start w:w="55" w:type="dxa"/>
+              <w:bottom w:w="40" w:type="dxa"/>
+              <w:end w:w="55" w:type="dxa"/>
+            </w:tcMar>
+          </w:tcPr>
+          <w:p>
+            <w:pPr>
+              <w:spacing w:after="0"/>
+            </w:pPr>
+            <w:r>
+              <w:rPr>
+                <w:rFonts w:ascii="Times New Roman" w:hAnsi="Times New Roman"/>
+                <w:b w:val="0"/>
+                <w:sz w:val="20"/>
+              </w:rPr>
+              <w:t>1.2</w:t>
+            </w:r>
+          </w:p>
+        </w:tc>
+        <w:tc>
+          <w:tcPr>
+            <w:tcW w:type="dxa" w:w="1728"/>
+            <w:tcMar>
+              <w:top w:w="40" w:type="dxa"/>
+              <w:start w:w="55" w:type="dxa"/>
+              <w:bottom w:w="40" w:type="dxa"/>
+              <w:end w:w="55" w:type="dxa"/>
+            </w:tcMar>
+          </w:tcPr>
+          <w:p>
+            <w:pPr>
+              <w:spacing w:after="0"/>
+            </w:pPr>
+            <w:r>
+              <w:rPr>
+                <w:rFonts w:ascii="Times New Roman" w:hAnsi="Times New Roman"/>
+                <w:b w:val="0"/>
+                <w:sz w:val="20"/>
+              </w:rPr>
+              <w:t>156.38</w:t>
+            </w:r>
+          </w:p>
+        </w:tc>
+        <w:tc>
+          <w:tcPr>
+            <w:tcW w:type="dxa" w:w="1728"/>
+            <w:tcMar>
+              <w:top w:w="40" w:type="dxa"/>
+              <w:start w:w="55" w:type="dxa"/>
+              <w:bottom w:w="40" w:type="dxa"/>
+              <w:end w:w="55" w:type="dxa"/>
+            </w:tcMar>
+          </w:tcPr>
+          <w:p>
+            <w:pPr>
+              <w:spacing w:after="0"/>
+            </w:pPr>
+            <w:r>
+              <w:rPr>
+                <w:rFonts w:ascii="Times New Roman" w:hAnsi="Times New Roman"/>
+                <w:b w:val="0"/>
+                <w:sz w:val="20"/>
+              </w:rPr>
+            </w:r>
+          </w:p>
+        </w:tc>
+        <w:tc>
+          <w:tcPr>
+            <w:tcW w:type="dxa" w:w="1728"/>
+            <w:tcMar>
+              <w:top w:w="40" w:type="dxa"/>
+              <w:start w:w="55" w:type="dxa"/>
+              <w:bottom w:w="40" w:type="dxa"/>
+              <w:end w:w="55" w:type="dxa"/>
+            </w:tcMar>
+          </w:tcPr>
+          <w:p>
+            <w:pPr>
+              <w:spacing w:after="0"/>
+            </w:pPr>
+            <w:r>
+              <w:rPr>
+                <w:rFonts w:ascii="Times New Roman" w:hAnsi="Times New Roman"/>
+                <w:b w:val="0"/>
+                <w:sz w:val="20"/>
+              </w:rPr>
+            </w:r>
+          </w:p>
+        </w:tc>
+      </w:tr>
+      <w:tr>
+        <w:trPr>
+          <w:cantSplit/>
+        </w:trPr>
+        <w:tc>
+          <w:tcPr>
+            <w:tcW w:type="dxa" w:w="1728"/>
+            <w:tcMar>
+              <w:top w:w="40" w:type="dxa"/>
+              <w:start w:w="55" w:type="dxa"/>
+              <w:bottom w:w="40" w:type="dxa"/>
+              <w:end w:w="55" w:type="dxa"/>
+            </w:tcMar>
+          </w:tcPr>
+          <w:p>
+            <w:pPr>
+              <w:spacing w:after="0"/>
+            </w:pPr>
+            <w:r>
+              <w:rPr>
+                <w:rFonts w:ascii="Times New Roman" w:hAnsi="Times New Roman"/>
+                <w:b w:val="0"/>
+                <w:sz w:val="20"/>
+              </w:rPr>
+              <w:t>Na2CO3</w:t>
+            </w:r>
+          </w:p>
+        </w:tc>
+        <w:tc>
+          <w:tcPr>
+            <w:tcW w:type="dxa" w:w="1728"/>
+            <w:tcMar>
+              <w:top w:w="40" w:type="dxa"/>
+              <w:start w:w="55" w:type="dxa"/>
+              <w:bottom w:w="40" w:type="dxa"/>
+              <w:end w:w="55" w:type="dxa"/>
+            </w:tcMar>
+          </w:tcPr>
+          <w:p>
+            <w:pPr>
+              <w:spacing w:after="0"/>
+            </w:pPr>
+            <w:r>
+              <w:rPr>
+                <w:rFonts w:ascii="Times New Roman" w:hAnsi="Times New Roman"/>
+                <w:b w:val="0"/>
+                <w:sz w:val="20"/>
+              </w:rPr>
+              <w:t>3</w:t>
+            </w:r>
+          </w:p>
+        </w:tc>
+        <w:tc>
+          <w:tcPr>
+            <w:tcW w:type="dxa" w:w="1728"/>
+            <w:tcMar>
+              <w:top w:w="40" w:type="dxa"/>
+              <w:start w:w="55" w:type="dxa"/>
+              <w:bottom w:w="40" w:type="dxa"/>
+              <w:end w:w="55" w:type="dxa"/>
+            </w:tcMar>
+          </w:tcPr>
+          <w:p>
+            <w:pPr>
+              <w:spacing w:after="0"/>
+            </w:pPr>
+            <w:r>
+              <w:rPr>
+                <w:rFonts w:ascii="Times New Roman" w:hAnsi="Times New Roman"/>
+                <w:b w:val="0"/>
+                <w:sz w:val="20"/>
+              </w:rPr>
+              <w:t>105.99</w:t>
+            </w:r>
+          </w:p>
+        </w:tc>
+        <w:tc>
+          <w:tcPr>
+            <w:tcW w:type="dxa" w:w="1728"/>
+            <w:tcMar>
+              <w:top w:w="40" w:type="dxa"/>
+              <w:start w:w="55" w:type="dxa"/>
+              <w:bottom w:w="40" w:type="dxa"/>
+              <w:end w:w="55" w:type="dxa"/>
+            </w:tcMar>
+          </w:tcPr>
+          <w:p>
+            <w:pPr>
+              <w:spacing w:after="0"/>
+            </w:pPr>
+            <w:r>
+              <w:rPr>
+                <w:rFonts w:ascii="Times New Roman" w:hAnsi="Times New Roman"/>
+                <w:b w:val="0"/>
+                <w:sz w:val="20"/>
+              </w:rPr>
+            </w:r>
+          </w:p>
+        </w:tc>
+        <w:tc>
+          <w:tcPr>
+            <w:tcW w:type="dxa" w:w="1728"/>
+            <w:tcMar>
+              <w:top w:w="40" w:type="dxa"/>
+              <w:start w:w="55" w:type="dxa"/>
+              <w:bottom w:w="40" w:type="dxa"/>
+              <w:end w:w="55" w:type="dxa"/>
+            </w:tcMar>
+          </w:tcPr>
+          <w:p>
+            <w:pPr>
+              <w:spacing w:after="0"/>
+            </w:pPr>
+            <w:r>
+              <w:rPr>
+                <w:rFonts w:ascii="Times New Roman" w:hAnsi="Times New Roman"/>
+                <w:b w:val="0"/>
+                <w:sz w:val="20"/>
+              </w:rPr>
+            </w:r>
+          </w:p>
+        </w:tc>
+      </w:tr>
+      <w:tr>
+        <w:trPr>
+          <w:cantSplit/>
+        </w:trPr>
+        <w:tc>
+          <w:tcPr>
+            <w:tcW w:type="dxa" w:w="1728"/>
+            <w:tcMar>
+              <w:top w:w="40" w:type="dxa"/>
+              <w:start w:w="55" w:type="dxa"/>
+              <w:bottom w:w="40" w:type="dxa"/>
+              <w:end w:w="55" w:type="dxa"/>
+            </w:tcMar>
+          </w:tcPr>
+          <w:p>
+            <w:pPr>
+              <w:spacing w:after="0"/>
+            </w:pPr>
+            <w:r>
+              <w:rPr>
+                <w:rFonts w:ascii="Times New Roman" w:hAnsi="Times New Roman"/>
+                <w:b w:val="0"/>
+                <w:sz w:val="20"/>
+              </w:rPr>
+              <w:t>Pd_dppf_Cl2</w:t>
+            </w:r>
+          </w:p>
+        </w:tc>
+        <w:tc>
+          <w:tcPr>
+            <w:tcW w:type="dxa" w:w="1728"/>
+            <w:tcMar>
+              <w:top w:w="40" w:type="dxa"/>
+              <w:start w:w="55" w:type="dxa"/>
+              <w:bottom w:w="40" w:type="dxa"/>
+              <w:end w:w="55" w:type="dxa"/>
+            </w:tcMar>
+          </w:tcPr>
+          <w:p>
+            <w:pPr>
+              <w:spacing w:after="0"/>
+            </w:pPr>
+            <w:r>
+              <w:rPr>
+                <w:rFonts w:ascii="Times New Roman" w:hAnsi="Times New Roman"/>
+                <w:b w:val="0"/>
+                <w:sz w:val="20"/>
+              </w:rPr>
+              <w:t>0.02</w:t>
+            </w:r>
+          </w:p>
+        </w:tc>
+        <w:tc>
+          <w:tcPr>
+            <w:tcW w:type="dxa" w:w="1728"/>
+            <w:tcMar>
+              <w:top w:w="40" w:type="dxa"/>
+              <w:start w:w="55" w:type="dxa"/>
+              <w:bottom w:w="40" w:type="dxa"/>
+              <w:end w:w="55" w:type="dxa"/>
+            </w:tcMar>
+          </w:tcPr>
+          <w:p>
+            <w:pPr>
+              <w:spacing w:after="0"/>
+            </w:pPr>
+            <w:r>
+              <w:rPr>
+                <w:rFonts w:ascii="Times New Roman" w:hAnsi="Times New Roman"/>
+                <w:b w:val="0"/>
+                <w:sz w:val="20"/>
+              </w:rPr>
+              <w:t>731.70</w:t>
+            </w:r>
+          </w:p>
+        </w:tc>
+        <w:tc>
+          <w:tcPr>
+            <w:tcW w:type="dxa" w:w="1728"/>
+            <w:tcMar>
+              <w:top w:w="40" w:type="dxa"/>
+              <w:start w:w="55" w:type="dxa"/>
+              <w:bottom w:w="40" w:type="dxa"/>
+              <w:end w:w="55" w:type="dxa"/>
+            </w:tcMar>
+          </w:tcPr>
+          <w:p>
+            <w:pPr>
+              <w:spacing w:after="0"/>
+            </w:pPr>
+            <w:r>
+              <w:rPr>
+                <w:rFonts w:ascii="Times New Roman" w:hAnsi="Times New Roman"/>
+                <w:b w:val="0"/>
+                <w:sz w:val="20"/>
+              </w:rPr>
+            </w:r>
+          </w:p>
+        </w:tc>
+        <w:tc>
+          <w:tcPr>
+            <w:tcW w:type="dxa" w:w="1728"/>
+            <w:tcMar>
+              <w:top w:w="40" w:type="dxa"/>
+              <w:start w:w="55" w:type="dxa"/>
+              <w:bottom w:w="40" w:type="dxa"/>
+              <w:end w:w="55" w:type="dxa"/>
+            </w:tcMar>
+          </w:tcPr>
+          <w:p>
+            <w:pPr>
+              <w:spacing w:after="0"/>
+            </w:pPr>
+            <w:r>
+              <w:rPr>
+                <w:rFonts w:ascii="Times New Roman" w:hAnsi="Times New Roman"/>
+                <w:b w:val="0"/>
+                <w:sz w:val="20"/>
+              </w:rPr>
+            </w:r>
+          </w:p>
+        </w:tc>
+      </w:tr>
+      <w:tr>
+        <w:trPr>
+          <w:cantSplit/>
+        </w:trPr>
+        <w:tc>
+          <w:tcPr>
+            <w:tcW w:type="dxa" w:w="1728"/>
+            <w:tcMar>
+              <w:top w:w="40" w:type="dxa"/>
+              <w:start w:w="55" w:type="dxa"/>
+              <w:bottom w:w="40" w:type="dxa"/>
+              <w:end w:w="55" w:type="dxa"/>
+            </w:tcMar>
+          </w:tcPr>
+          <w:p>
+            <w:pPr>
+              <w:spacing w:after="0"/>
+            </w:pPr>
+            <w:r>
+              <w:rPr>
+                <w:rFonts w:ascii="Times New Roman" w:hAnsi="Times New Roman"/>
+                <w:b w:val="0"/>
+                <w:sz w:val="20"/>
+              </w:rPr>
+              <w:t>Solvent_dioxane</w:t>
+            </w:r>
+          </w:p>
+        </w:tc>
+        <w:tc>
+          <w:tcPr>
+            <w:tcW w:type="dxa" w:w="1728"/>
+            <w:tcMar>
+              <w:top w:w="40" w:type="dxa"/>
+              <w:start w:w="55" w:type="dxa"/>
+              <w:bottom w:w="40" w:type="dxa"/>
+              <w:end w:w="55" w:type="dxa"/>
+            </w:tcMar>
+          </w:tcPr>
+          <w:p>
+            <w:pPr>
+              <w:spacing w:after="0"/>
+            </w:pPr>
+            <w:r>
+              <w:rPr>
+                <w:rFonts w:ascii="Times New Roman" w:hAnsi="Times New Roman"/>
+                <w:b w:val="0"/>
+                <w:sz w:val="20"/>
+              </w:rPr>
+            </w:r>
+          </w:p>
+        </w:tc>
+        <w:tc>
+          <w:tcPr>
+            <w:tcW w:type="dxa" w:w="1728"/>
+            <w:tcMar>
+              <w:top w:w="40" w:type="dxa"/>
+              <w:start w:w="55" w:type="dxa"/>
+              <w:bottom w:w="40" w:type="dxa"/>
+              <w:end w:w="55" w:type="dxa"/>
+            </w:tcMar>
+          </w:tcPr>
+          <w:p>
+            <w:pPr>
+              <w:spacing w:after="0"/>
+            </w:pPr>
+            <w:r>
+              <w:rPr>
+                <w:rFonts w:ascii="Times New Roman" w:hAnsi="Times New Roman"/>
+                <w:b w:val="0"/>
+                <w:sz w:val="20"/>
+              </w:rPr>
+            </w:r>
+          </w:p>
+        </w:tc>
+        <w:tc>
+          <w:tcPr>
+            <w:tcW w:type="dxa" w:w="1728"/>
+            <w:tcMar>
+              <w:top w:w="40" w:type="dxa"/>
+              <w:start w:w="55" w:type="dxa"/>
+              <w:bottom w:w="40" w:type="dxa"/>
+              <w:end w:w="55" w:type="dxa"/>
+            </w:tcMar>
+          </w:tcPr>
+          <w:p>
+            <w:pPr>
+              <w:spacing w:after="0"/>
+            </w:pPr>
+            <w:r>
+              <w:rPr>
+                <w:rFonts w:ascii="Times New Roman" w:hAnsi="Times New Roman"/>
+                <w:b w:val="0"/>
+                <w:sz w:val="20"/>
+              </w:rPr>
+            </w:r>
+          </w:p>
+        </w:tc>
+        <w:tc>
+          <w:tcPr>
+            <w:tcW w:type="dxa" w:w="1728"/>
+            <w:tcMar>
+              <w:top w:w="40" w:type="dxa"/>
+              <w:start w:w="55" w:type="dxa"/>
+              <w:bottom w:w="40" w:type="dxa"/>
+              <w:end w:w="55" w:type="dxa"/>
+            </w:tcMar>
+          </w:tcPr>
+          <w:p>
+            <w:pPr>
+              <w:spacing w:after="0"/>
+            </w:pPr>
+            <w:r>
+              <w:rPr>
+                <w:rFonts w:ascii="Times New Roman" w:hAnsi="Times New Roman"/>
+                <w:b w:val="0"/>
+                <w:sz w:val="20"/>
+              </w:rPr>
+              <w:t>1</w:t>
+            </w:r>
+          </w:p>
+        </w:tc>
+      </w:tr>
+      <w:tr>
+        <w:trPr>
+          <w:cantSplit/>
+        </w:trPr>
+        <w:tc>
+          <w:tcPr>
+            <w:tcW w:type="dxa" w:w="1728"/>
+            <w:tcMar>
+              <w:top w:w="40" w:type="dxa"/>
+              <w:start w:w="55" w:type="dxa"/>
+              <w:bottom w:w="40" w:type="dxa"/>
+              <w:end w:w="55" w:type="dxa"/>
+            </w:tcMar>
+          </w:tcPr>
+          <w:p>
+            <w:pPr>
+              <w:spacing w:after="0"/>
+            </w:pPr>
+            <w:r>
+              <w:rPr>
+                <w:rFonts w:ascii="Times New Roman" w:hAnsi="Times New Roman"/>
+                <w:b w:val="0"/>
+                <w:sz w:val="20"/>
+              </w:rPr>
+              <w:t>Solvent_water</w:t>
+            </w:r>
+          </w:p>
+        </w:tc>
+        <w:tc>
+          <w:tcPr>
+            <w:tcW w:type="dxa" w:w="1728"/>
+            <w:tcMar>
+              <w:top w:w="40" w:type="dxa"/>
+              <w:start w:w="55" w:type="dxa"/>
+              <w:bottom w:w="40" w:type="dxa"/>
+              <w:end w:w="55" w:type="dxa"/>
+            </w:tcMar>
+          </w:tcPr>
+          <w:p>
+            <w:pPr>
+              <w:spacing w:after="0"/>
+            </w:pPr>
+            <w:r>
+              <w:rPr>
+                <w:rFonts w:ascii="Times New Roman" w:hAnsi="Times New Roman"/>
+                <w:b w:val="0"/>
+                <w:sz w:val="20"/>
+              </w:rPr>
+            </w:r>
+          </w:p>
+        </w:tc>
+        <w:tc>
+          <w:tcPr>
+            <w:tcW w:type="dxa" w:w="1728"/>
+            <w:tcMar>
+              <w:top w:w="40" w:type="dxa"/>
+              <w:start w:w="55" w:type="dxa"/>
+              <w:bottom w:w="40" w:type="dxa"/>
+              <w:end w:w="55" w:type="dxa"/>
+            </w:tcMar>
+          </w:tcPr>
+          <w:p>
+            <w:pPr>
+              <w:spacing w:after="0"/>
+            </w:pPr>
+            <w:r>
+              <w:rPr>
+                <w:rFonts w:ascii="Times New Roman" w:hAnsi="Times New Roman"/>
+                <w:b w:val="0"/>
+                <w:sz w:val="20"/>
+              </w:rPr>
+            </w:r>
+          </w:p>
+        </w:tc>
+        <w:tc>
+          <w:tcPr>
+            <w:tcW w:type="dxa" w:w="1728"/>
+            <w:tcMar>
+              <w:top w:w="40" w:type="dxa"/>
+              <w:start w:w="55" w:type="dxa"/>
+              <w:bottom w:w="40" w:type="dxa"/>
+              <w:end w:w="55" w:type="dxa"/>
+            </w:tcMar>
+          </w:tcPr>
+          <w:p>
+            <w:pPr>
+              <w:spacing w:after="0"/>
+            </w:pPr>
+            <w:r>
+              <w:rPr>
+                <w:rFonts w:ascii="Times New Roman" w:hAnsi="Times New Roman"/>
+                <w:b w:val="0"/>
+                <w:sz w:val="20"/>
+              </w:rPr>
+            </w:r>
+          </w:p>
+        </w:tc>
+        <w:tc>
+          <w:tcPr>
+            <w:tcW w:type="dxa" w:w="1728"/>
+            <w:tcMar>
+              <w:top w:w="40" w:type="dxa"/>
+              <w:start w:w="55" w:type="dxa"/>
+              <w:bottom w:w="40" w:type="dxa"/>
+              <w:end w:w="55" w:type="dxa"/>
+            </w:tcMar>
+          </w:tcPr>
+          <w:p>
+            <w:pPr>
+              <w:spacing w:after="0"/>
+            </w:pPr>
+            <w:r>
+              <w:rPr>
+                <w:rFonts w:ascii="Times New Roman" w:hAnsi="Times New Roman"/>
+                <w:b w:val="0"/>
+                <w:sz w:val="20"/>
+              </w:rPr>
+              <w:t>1</w:t>
+            </w:r>
+          </w:p>
+        </w:tc>
+      </w:tr>
+    </w:tbl>
+    <w:p/>
+    <w:p>
+      <w:r>
+        <w:rPr>
+          <w:b/>
+        </w:rPr>
+        <w:t>[AUTO SI: REACTION 6]</w:t>
+      </w:r>
+    </w:p>
+    <w:tbl>
+      <w:tblPr>
+        <w:tblStyle w:val="TableGrid"/>
+        <w:tblW w:type="auto" w:w="0"/>
+        <w:tblLook w:firstColumn="1" w:firstRow="1" w:lastColumn="0" w:lastRow="0" w:noHBand="0" w:noVBand="1" w:val="04A0"/>
+      </w:tblPr>
+      <w:tblGrid>
+        <w:gridCol w:w="1728"/>
+        <w:gridCol w:w="1728"/>
+        <w:gridCol w:w="1728"/>
+        <w:gridCol w:w="1728"/>
+        <w:gridCol w:w="1728"/>
+      </w:tblGrid>
+      <w:tr>
+        <w:trPr>
+          <w:cantSplit/>
+        </w:trPr>
+        <w:tc>
+          <w:tcPr>
+            <w:tcW w:type="dxa" w:w="1728"/>
+            <w:tcMar>
+              <w:top w:w="40" w:type="dxa"/>
+              <w:start w:w="55" w:type="dxa"/>
+              <w:bottom w:w="40" w:type="dxa"/>
+              <w:end w:w="55" w:type="dxa"/>
+            </w:tcMar>
+          </w:tcPr>
+          <w:p>
+            <w:pPr>
+              <w:spacing w:after="0"/>
+            </w:pPr>
+            <w:r>
+              <w:rPr>
+                <w:rFonts w:ascii="Times New Roman" w:hAnsi="Times New Roman"/>
+                <w:b/>
+                <w:sz w:val="20"/>
+              </w:rPr>
+              <w:t>Reagents</w:t>
+            </w:r>
+          </w:p>
+        </w:tc>
+        <w:tc>
+          <w:tcPr>
+            <w:tcW w:type="dxa" w:w="1728"/>
+            <w:tcMar>
+              <w:top w:w="40" w:type="dxa"/>
+              <w:start w:w="55" w:type="dxa"/>
+              <w:bottom w:w="40" w:type="dxa"/>
+              <w:end w:w="55" w:type="dxa"/>
+            </w:tcMar>
+          </w:tcPr>
+          <w:p>
+            <w:pPr>
+              <w:spacing w:after="0"/>
+            </w:pPr>
+            <w:r>
+              <w:rPr>
+                <w:rFonts w:ascii="Times New Roman" w:hAnsi="Times New Roman"/>
+                <w:b/>
+                <w:sz w:val="20"/>
+              </w:rPr>
+              <w:t>equiv.</w:t>
+            </w:r>
+          </w:p>
+        </w:tc>
+        <w:tc>
+          <w:tcPr>
+            <w:tcW w:type="dxa" w:w="1728"/>
+            <w:tcMar>
+              <w:top w:w="40" w:type="dxa"/>
+              <w:start w:w="55" w:type="dxa"/>
+              <w:bottom w:w="40" w:type="dxa"/>
+              <w:end w:w="55" w:type="dxa"/>
+            </w:tcMar>
+          </w:tcPr>
+          <w:p>
+            <w:pPr>
+              <w:spacing w:after="0"/>
+            </w:pPr>
+            <w:r>
+              <w:rPr>
+                <w:rFonts w:ascii="Times New Roman" w:hAnsi="Times New Roman"/>
+                <w:b/>
+                <w:sz w:val="20"/>
+              </w:rPr>
+              <w:t>MW, g/mol</w:t>
+            </w:r>
+          </w:p>
+        </w:tc>
+        <w:tc>
+          <w:tcPr>
+            <w:tcW w:type="dxa" w:w="1728"/>
+            <w:tcMar>
+              <w:top w:w="40" w:type="dxa"/>
+              <w:start w:w="55" w:type="dxa"/>
+              <w:bottom w:w="40" w:type="dxa"/>
+              <w:end w:w="55" w:type="dxa"/>
+            </w:tcMar>
+          </w:tcPr>
+          <w:p>
+            <w:pPr>
+              <w:spacing w:after="0"/>
+            </w:pPr>
+            <w:r>
+              <w:rPr>
+                <w:rFonts w:ascii="Times New Roman" w:hAnsi="Times New Roman"/>
+                <w:b/>
+                <w:sz w:val="20"/>
+              </w:rPr>
+              <w:t>Density, g/ml</w:t>
+            </w:r>
+          </w:p>
+        </w:tc>
+        <w:tc>
+          <w:tcPr>
+            <w:tcW w:type="dxa" w:w="1728"/>
+            <w:tcMar>
+              <w:top w:w="40" w:type="dxa"/>
+              <w:start w:w="55" w:type="dxa"/>
+              <w:bottom w:w="40" w:type="dxa"/>
+              <w:end w:w="55" w:type="dxa"/>
+            </w:tcMar>
+          </w:tcPr>
+          <w:p>
+            <w:pPr>
+              <w:spacing w:after="0"/>
+            </w:pPr>
+            <w:r>
+              <w:rPr>
+                <w:rFonts w:ascii="Times New Roman" w:hAnsi="Times New Roman"/>
+                <w:b/>
+                <w:sz w:val="20"/>
+              </w:rPr>
+              <w:t>Concentration, M</w:t>
+            </w:r>
+          </w:p>
+        </w:tc>
+      </w:tr>
+      <w:tr>
+        <w:trPr>
+          <w:cantSplit/>
+        </w:trPr>
+        <w:tc>
+          <w:tcPr>
+            <w:tcW w:type="dxa" w:w="1728"/>
+            <w:tcMar>
+              <w:top w:w="40" w:type="dxa"/>
+              <w:start w:w="55" w:type="dxa"/>
+              <w:bottom w:w="40" w:type="dxa"/>
+              <w:end w:w="55" w:type="dxa"/>
+            </w:tcMar>
+          </w:tcPr>
+          <w:p>
+            <w:pPr>
+              <w:spacing w:after="0"/>
+            </w:pPr>
+            <w:r>
+              <w:rPr>
+                <w:rFonts w:ascii="Times New Roman" w:hAnsi="Times New Roman"/>
+                <w:b w:val="0"/>
+                <w:sz w:val="20"/>
+              </w:rPr>
+              <w:t>Reagent_1</w:t>
+            </w:r>
+          </w:p>
+        </w:tc>
+        <w:tc>
+          <w:tcPr>
+            <w:tcW w:type="dxa" w:w="1728"/>
+            <w:tcMar>
+              <w:top w:w="40" w:type="dxa"/>
+              <w:start w:w="55" w:type="dxa"/>
+              <w:bottom w:w="40" w:type="dxa"/>
+              <w:end w:w="55" w:type="dxa"/>
+            </w:tcMar>
+          </w:tcPr>
+          <w:p>
+            <w:pPr>
+              <w:spacing w:after="0"/>
+            </w:pPr>
+            <w:r>
+              <w:rPr>
+                <w:rFonts w:ascii="Times New Roman" w:hAnsi="Times New Roman"/>
+                <w:b w:val="0"/>
+                <w:sz w:val="20"/>
+              </w:rPr>
+              <w:t>1</w:t>
+            </w:r>
+          </w:p>
+        </w:tc>
+        <w:tc>
+          <w:tcPr>
+            <w:tcW w:type="dxa" w:w="1728"/>
+            <w:tcMar>
+              <w:top w:w="40" w:type="dxa"/>
+              <w:start w:w="55" w:type="dxa"/>
+              <w:bottom w:w="40" w:type="dxa"/>
+              <w:end w:w="55" w:type="dxa"/>
+            </w:tcMar>
+          </w:tcPr>
+          <w:p>
+            <w:pPr>
+              <w:spacing w:after="0"/>
+            </w:pPr>
+            <w:r>
+              <w:rPr>
+                <w:rFonts w:ascii="Times New Roman" w:hAnsi="Times New Roman"/>
+                <w:b w:val="0"/>
+                <w:sz w:val="20"/>
+              </w:rPr>
+            </w:r>
+          </w:p>
+        </w:tc>
+        <w:tc>
+          <w:tcPr>
+            <w:tcW w:type="dxa" w:w="1728"/>
+            <w:tcMar>
+              <w:top w:w="40" w:type="dxa"/>
+              <w:start w:w="55" w:type="dxa"/>
+              <w:bottom w:w="40" w:type="dxa"/>
+              <w:end w:w="55" w:type="dxa"/>
+            </w:tcMar>
+          </w:tcPr>
+          <w:p>
+            <w:pPr>
+              <w:spacing w:after="0"/>
+            </w:pPr>
+            <w:r>
+              <w:rPr>
+                <w:rFonts w:ascii="Times New Roman" w:hAnsi="Times New Roman"/>
+                <w:b w:val="0"/>
+                <w:sz w:val="20"/>
+              </w:rPr>
+            </w:r>
+          </w:p>
+        </w:tc>
+        <w:tc>
+          <w:tcPr>
+            <w:tcW w:type="dxa" w:w="1728"/>
+            <w:tcMar>
+              <w:top w:w="40" w:type="dxa"/>
+              <w:start w:w="55" w:type="dxa"/>
+              <w:bottom w:w="40" w:type="dxa"/>
+              <w:end w:w="55" w:type="dxa"/>
+            </w:tcMar>
+          </w:tcPr>
+          <w:p>
+            <w:pPr>
+              <w:spacing w:after="0"/>
+            </w:pPr>
+            <w:r>
+              <w:rPr>
+                <w:rFonts w:ascii="Times New Roman" w:hAnsi="Times New Roman"/>
+                <w:b w:val="0"/>
+                <w:sz w:val="20"/>
+              </w:rPr>
+            </w:r>
+          </w:p>
+        </w:tc>
+      </w:tr>
+      <w:tr>
+        <w:trPr>
+          <w:cantSplit/>
+        </w:trPr>
+        <w:tc>
+          <w:tcPr>
+            <w:tcW w:type="dxa" w:w="1728"/>
+            <w:tcMar>
+              <w:top w:w="40" w:type="dxa"/>
+              <w:start w:w="55" w:type="dxa"/>
+              <w:bottom w:w="40" w:type="dxa"/>
+              <w:end w:w="55" w:type="dxa"/>
+            </w:tcMar>
+          </w:tcPr>
+          <w:p>
+            <w:pPr>
+              <w:spacing w:after="0"/>
+            </w:pPr>
+            <w:r>
+              <w:rPr>
+                <w:rFonts w:ascii="Times New Roman" w:hAnsi="Times New Roman"/>
+                <w:b w:val="0"/>
+                <w:sz w:val="20"/>
+              </w:rPr>
+              <w:t>Phenylhydrazine</w:t>
+            </w:r>
+          </w:p>
+        </w:tc>
+        <w:tc>
+          <w:tcPr>
+            <w:tcW w:type="dxa" w:w="1728"/>
+            <w:tcMar>
+              <w:top w:w="40" w:type="dxa"/>
+              <w:start w:w="55" w:type="dxa"/>
+              <w:bottom w:w="40" w:type="dxa"/>
+              <w:end w:w="55" w:type="dxa"/>
+            </w:tcMar>
+          </w:tcPr>
+          <w:p>
+            <w:pPr>
+              <w:spacing w:after="0"/>
+            </w:pPr>
+            <w:r>
+              <w:rPr>
+                <w:rFonts w:ascii="Times New Roman" w:hAnsi="Times New Roman"/>
+                <w:b w:val="0"/>
+                <w:sz w:val="20"/>
+              </w:rPr>
+              <w:t>1.1</w:t>
+            </w:r>
+          </w:p>
+        </w:tc>
+        <w:tc>
+          <w:tcPr>
+            <w:tcW w:type="dxa" w:w="1728"/>
+            <w:tcMar>
+              <w:top w:w="40" w:type="dxa"/>
+              <w:start w:w="55" w:type="dxa"/>
+              <w:bottom w:w="40" w:type="dxa"/>
+              <w:end w:w="55" w:type="dxa"/>
+            </w:tcMar>
+          </w:tcPr>
+          <w:p>
+            <w:pPr>
+              <w:spacing w:after="0"/>
+            </w:pPr>
+            <w:r>
+              <w:rPr>
+                <w:rFonts w:ascii="Times New Roman" w:hAnsi="Times New Roman"/>
+                <w:b w:val="0"/>
+                <w:sz w:val="20"/>
+              </w:rPr>
+              <w:t>108.14</w:t>
+            </w:r>
+          </w:p>
+        </w:tc>
+        <w:tc>
+          <w:tcPr>
+            <w:tcW w:type="dxa" w:w="1728"/>
+            <w:tcMar>
+              <w:top w:w="40" w:type="dxa"/>
+              <w:start w:w="55" w:type="dxa"/>
+              <w:bottom w:w="40" w:type="dxa"/>
+              <w:end w:w="55" w:type="dxa"/>
+            </w:tcMar>
+          </w:tcPr>
+          <w:p>
+            <w:pPr>
+              <w:spacing w:after="0"/>
+            </w:pPr>
+            <w:r>
+              <w:rPr>
+                <w:rFonts w:ascii="Times New Roman" w:hAnsi="Times New Roman"/>
+                <w:b w:val="0"/>
+                <w:sz w:val="20"/>
+              </w:rPr>
+            </w:r>
+          </w:p>
+        </w:tc>
+        <w:tc>
+          <w:tcPr>
+            <w:tcW w:type="dxa" w:w="1728"/>
+            <w:tcMar>
+              <w:top w:w="40" w:type="dxa"/>
+              <w:start w:w="55" w:type="dxa"/>
+              <w:bottom w:w="40" w:type="dxa"/>
+              <w:end w:w="55" w:type="dxa"/>
+            </w:tcMar>
+          </w:tcPr>
+          <w:p>
+            <w:pPr>
+              <w:spacing w:after="0"/>
+            </w:pPr>
+            <w:r>
+              <w:rPr>
+                <w:rFonts w:ascii="Times New Roman" w:hAnsi="Times New Roman"/>
+                <w:b w:val="0"/>
+                <w:sz w:val="20"/>
+              </w:rPr>
+            </w:r>
+          </w:p>
+        </w:tc>
+      </w:tr>
+      <w:tr>
+        <w:trPr>
+          <w:cantSplit/>
+        </w:trPr>
+        <w:tc>
+          <w:tcPr>
+            <w:tcW w:type="dxa" w:w="1728"/>
+            <w:tcMar>
+              <w:top w:w="40" w:type="dxa"/>
+              <w:start w:w="55" w:type="dxa"/>
+              <w:bottom w:w="40" w:type="dxa"/>
+              <w:end w:w="55" w:type="dxa"/>
+            </w:tcMar>
+          </w:tcPr>
+          <w:p>
+            <w:pPr>
+              <w:spacing w:after="0"/>
+            </w:pPr>
+            <w:r>
+              <w:rPr>
+                <w:rFonts w:ascii="Times New Roman" w:hAnsi="Times New Roman"/>
+                <w:b w:val="0"/>
+                <w:sz w:val="20"/>
+              </w:rPr>
+              <w:t>AcOH</w:t>
+            </w:r>
+          </w:p>
+        </w:tc>
+        <w:tc>
+          <w:tcPr>
+            <w:tcW w:type="dxa" w:w="1728"/>
+            <w:tcMar>
+              <w:top w:w="40" w:type="dxa"/>
+              <w:start w:w="55" w:type="dxa"/>
+              <w:bottom w:w="40" w:type="dxa"/>
+              <w:end w:w="55" w:type="dxa"/>
+            </w:tcMar>
+          </w:tcPr>
+          <w:p>
+            <w:pPr>
+              <w:spacing w:after="0"/>
+            </w:pPr>
+            <w:r>
+              <w:rPr>
+                <w:rFonts w:ascii="Times New Roman" w:hAnsi="Times New Roman"/>
+                <w:b w:val="0"/>
+                <w:sz w:val="20"/>
+              </w:rPr>
+              <w:t>0.33</w:t>
+            </w:r>
+          </w:p>
+        </w:tc>
+        <w:tc>
+          <w:tcPr>
+            <w:tcW w:type="dxa" w:w="1728"/>
+            <w:tcMar>
+              <w:top w:w="40" w:type="dxa"/>
+              <w:start w:w="55" w:type="dxa"/>
+              <w:bottom w:w="40" w:type="dxa"/>
+              <w:end w:w="55" w:type="dxa"/>
+            </w:tcMar>
+          </w:tcPr>
+          <w:p>
+            <w:pPr>
+              <w:spacing w:after="0"/>
+            </w:pPr>
+            <w:r>
+              <w:rPr>
+                <w:rFonts w:ascii="Times New Roman" w:hAnsi="Times New Roman"/>
+                <w:b w:val="0"/>
+                <w:sz w:val="20"/>
+              </w:rPr>
+              <w:t>60.05</w:t>
+            </w:r>
+          </w:p>
+        </w:tc>
+        <w:tc>
+          <w:tcPr>
+            <w:tcW w:type="dxa" w:w="1728"/>
+            <w:tcMar>
+              <w:top w:w="40" w:type="dxa"/>
+              <w:start w:w="55" w:type="dxa"/>
+              <w:bottom w:w="40" w:type="dxa"/>
+              <w:end w:w="55" w:type="dxa"/>
+            </w:tcMar>
+          </w:tcPr>
+          <w:p>
+            <w:pPr>
+              <w:spacing w:after="0"/>
+            </w:pPr>
+            <w:r>
+              <w:rPr>
+                <w:rFonts w:ascii="Times New Roman" w:hAnsi="Times New Roman"/>
+                <w:b w:val="0"/>
+                <w:sz w:val="20"/>
+              </w:rPr>
+            </w:r>
+          </w:p>
+        </w:tc>
+        <w:tc>
+          <w:tcPr>
+            <w:tcW w:type="dxa" w:w="1728"/>
+            <w:tcMar>
+              <w:top w:w="40" w:type="dxa"/>
+              <w:start w:w="55" w:type="dxa"/>
+              <w:bottom w:w="40" w:type="dxa"/>
+              <w:end w:w="55" w:type="dxa"/>
+            </w:tcMar>
+          </w:tcPr>
+          <w:p>
+            <w:pPr>
+              <w:spacing w:after="0"/>
+            </w:pPr>
+            <w:r>
+              <w:rPr>
+                <w:rFonts w:ascii="Times New Roman" w:hAnsi="Times New Roman"/>
+                <w:b w:val="0"/>
+                <w:sz w:val="20"/>
+              </w:rPr>
+            </w:r>
+          </w:p>
+        </w:tc>
+      </w:tr>
+      <w:tr>
+        <w:trPr>
+          <w:cantSplit/>
+        </w:trPr>
+        <w:tc>
+          <w:tcPr>
+            <w:tcW w:type="dxa" w:w="1728"/>
+            <w:tcMar>
+              <w:top w:w="40" w:type="dxa"/>
+              <w:start w:w="55" w:type="dxa"/>
+              <w:bottom w:w="40" w:type="dxa"/>
+              <w:end w:w="55" w:type="dxa"/>
+            </w:tcMar>
+          </w:tcPr>
+          <w:p>
+            <w:pPr>
+              <w:spacing w:after="0"/>
+            </w:pPr>
+            <w:r>
+              <w:rPr>
+                <w:rFonts w:ascii="Times New Roman" w:hAnsi="Times New Roman"/>
+                <w:b w:val="0"/>
+                <w:sz w:val="20"/>
+              </w:rPr>
+              <w:t>Solvent_EtOH</w:t>
+            </w:r>
+          </w:p>
+        </w:tc>
+        <w:tc>
+          <w:tcPr>
+            <w:tcW w:type="dxa" w:w="1728"/>
+            <w:tcMar>
+              <w:top w:w="40" w:type="dxa"/>
+              <w:start w:w="55" w:type="dxa"/>
+              <w:bottom w:w="40" w:type="dxa"/>
+              <w:end w:w="55" w:type="dxa"/>
+            </w:tcMar>
+          </w:tcPr>
+          <w:p>
+            <w:pPr>
+              <w:spacing w:after="0"/>
+            </w:pPr>
+            <w:r>
+              <w:rPr>
+                <w:rFonts w:ascii="Times New Roman" w:hAnsi="Times New Roman"/>
+                <w:b w:val="0"/>
+                <w:sz w:val="20"/>
+              </w:rPr>
+            </w:r>
+          </w:p>
+        </w:tc>
+        <w:tc>
+          <w:tcPr>
+            <w:tcW w:type="dxa" w:w="1728"/>
+            <w:tcMar>
+              <w:top w:w="40" w:type="dxa"/>
+              <w:start w:w="55" w:type="dxa"/>
+              <w:bottom w:w="40" w:type="dxa"/>
+              <w:end w:w="55" w:type="dxa"/>
+            </w:tcMar>
+          </w:tcPr>
+          <w:p>
+            <w:pPr>
+              <w:spacing w:after="0"/>
+            </w:pPr>
+            <w:r>
+              <w:rPr>
+                <w:rFonts w:ascii="Times New Roman" w:hAnsi="Times New Roman"/>
+                <w:b w:val="0"/>
+                <w:sz w:val="20"/>
+              </w:rPr>
+            </w:r>
+          </w:p>
+        </w:tc>
+        <w:tc>
+          <w:tcPr>
+            <w:tcW w:type="dxa" w:w="1728"/>
+            <w:tcMar>
+              <w:top w:w="40" w:type="dxa"/>
+              <w:start w:w="55" w:type="dxa"/>
+              <w:bottom w:w="40" w:type="dxa"/>
+              <w:end w:w="55" w:type="dxa"/>
+            </w:tcMar>
+          </w:tcPr>
+          <w:p>
+            <w:pPr>
+              <w:spacing w:after="0"/>
+            </w:pPr>
+            <w:r>
+              <w:rPr>
+                <w:rFonts w:ascii="Times New Roman" w:hAnsi="Times New Roman"/>
+                <w:b w:val="0"/>
+                <w:sz w:val="20"/>
+              </w:rPr>
+            </w:r>
+          </w:p>
+        </w:tc>
+        <w:tc>
+          <w:tcPr>
+            <w:tcW w:type="dxa" w:w="1728"/>
+            <w:tcMar>
+              <w:top w:w="40" w:type="dxa"/>
+              <w:start w:w="55" w:type="dxa"/>
+              <w:bottom w:w="40" w:type="dxa"/>
+              <w:end w:w="55" w:type="dxa"/>
+            </w:tcMar>
+          </w:tcPr>
+          <w:p>
+            <w:pPr>
+              <w:spacing w:after="0"/>
+            </w:pPr>
+            <w:r>
+              <w:rPr>
+                <w:rFonts w:ascii="Times New Roman" w:hAnsi="Times New Roman"/>
+                <w:b w:val="0"/>
+                <w:sz w:val="20"/>
+              </w:rPr>
+              <w:t>0.3</w:t>
+            </w:r>
           </w:p>
         </w:tc>
       </w:tr>
